--- a/report/final_report.docx
+++ b/report/final_report.docx
@@ -1709,12 +1709,8 @@
     </w:p>
     <w:p>
       <w:pPr>
-        <w:pStyle w:val="4"/>
-        <w:keepNext w:val="0"/>
-        <w:keepLines w:val="0"/>
-        <w:widowControl/>
-        <w:suppressLineNumbers w:val="0"/>
-        <w:spacing w:line="18" w:lineRule="atLeast"/>
+        <w:pStyle w:val="3"/>
+        <w:bidi w:val="0"/>
       </w:pPr>
       <w:r>
         <w:t>4 Compatibility Testing</w:t>
@@ -3186,137 +3182,78 @@
       <w:pPr>
         <w:pStyle w:val="3"/>
       </w:pPr>
+      <w:bookmarkStart w:id="0" w:name="_GoBack"/>
+      <w:bookmarkEnd w:id="0"/>
       <w:r>
         <w:t>7 Limitations and Recommendations</w:t>
       </w:r>
     </w:p>
     <w:p>
-      <w:r>
-        <w:t>Although the project covers marshal behavior across a range of input types and environment factors, the following limitations and possible improvements remain:</w:t>
+      <w:pPr/>
+      <w:r>
+        <w:t>Although this testing covered marshal's behavior across representative data types, boundary values, fuzzing inputs, and multiple execution environments, some limitations remain. The executed compatibility evidence covers Windows with Python 3.9, 3.10, 3.11, 3.12, and 3.13, Linux with Python 3.10.12, and macOS; however, older Python versions and special hardware architectures such as ARM were not covered.</w:t>
       </w:r>
     </w:p>
     <w:p>
-      <w:pPr>
-        <w:pStyle w:val="14"/>
-      </w:pPr>
-      <w:r>
-        <w:t>The bundled compatibility evidence currently covers Windows with Python 3.9.15 and Linux with Python 3.10.12; macOS and additional Python versions such as 3.11, 3.12, and 3.13 have not yet been fully bundled.</w:t>
+      <w:pPr/>
+      <w:r>
+        <w:t>The suite uses Equivalence Partitioning, Boundary Value Analysis, Fuzz Testing, Compatibility Testing, and source-guided White-Box Testing ideas, but it does not rebuild CPython or instrument Python/marshal.c. Therefore, it cannot claim exact C-level coverage, and it cannot prove that every supported input is hash-identical under all circumstances. Fuzzing also improves confidence but cannot prove the absence of defects.</w:t>
       </w:r>
     </w:p>
     <w:p>
-      <w:pPr>
-        <w:pStyle w:val="14"/>
-      </w:pPr>
-      <w:r>
-        <w:t>Within White-Box Testing, only _register_pair() has an explicit Statement Coverage calculation; for the remaining marshal.c-related implementation paths, the project still relies on a source-guided representative-path approach rather than precise instrumented Statement Coverage, Branch Coverage, and Condition Coverage percentages.</w:t>
+      <w:pPr/>
+      <w:r>
+        <w:t>Based on these limitations, future work should add the remaining platform and hardware evidence, compare saved marshal byte streams or specimen hashes across environments, and consider CPython instrumentation for deeper White-Box Testing. These improvements would make the stability evidence more complete without overstating what the current suite proves.</w:t>
       </w:r>
     </w:p>
     <w:p>
       <w:pPr>
-        <w:pStyle w:val="14"/>
-      </w:pPr>
-      <w:r>
-        <w:t>The project does not perform mutation testing and does not report a mutation score.</w:t>
+        <w:pStyle w:val="3"/>
+      </w:pPr>
+      <w:r>
+        <w:t>8 Conclusion</w:t>
       </w:r>
     </w:p>
     <w:p>
-      <w:pPr>
-        <w:pStyle w:val="14"/>
-      </w:pPr>
-      <w:r>
-        <w:t>Fuzzing increases confidence but cannot prove the absence of defects.</w:t>
+      <w:pPr/>
+      <w:r>
+        <w:t>This project systematically evaluated the stability and correctness of Python's marshal module using Equivalence Partitioning, Boundary Value Analysis, Fuzz Testing, Compatibility Testing, and source-guided White-Box Testing. The test suite focuses on whether representative inputs can be serialized stably, whether deserialized objects remain equivalent, and whether invalid or corrupted inputs raise controlled exceptions.</w:t>
       </w:r>
     </w:p>
     <w:p>
-      <w:pPr>
-        <w:pStyle w:val="14"/>
-      </w:pPr>
-      <w:r>
-        <w:t>Extremely deep nesting, extremely large objects, and additional hardware platforms may still reveal compatibility issues not yet covered.</w:t>
+      <w:pPr/>
+      <w:r>
+        <w:t>The test results show:</w:t>
       </w:r>
     </w:p>
     <w:p>
-      <w:r>
-        <w:t>Based on the current test results, the project makes the following recommendations:</w:t>
+      <w:pPr/>
+      <w:r>
+        <w:t>marshal preserves round-trip correctness for the representative supported inputs covered by the suite, including primitive values, boundary values, nested containers, recursive structures, shared references, and code objects.</w:t>
       </w:r>
     </w:p>
     <w:p>
-      <w:pPr>
-        <w:pStyle w:val="16"/>
-      </w:pPr>
-      <w:r>
-        <w:t>If the goal is to reconstruct objects within the same environment, marshal is a reasonable choice.</w:t>
+      <w:pPr/>
+      <w:r>
+        <w:t>Within one process, repeated dumps remained stable for the covered specimens and boundary values, supporting the same-process hash-stability oracle used in this project.</w:t>
       </w:r>
     </w:p>
     <w:p>
-      <w:pPr>
-        <w:pStyle w:val="16"/>
-      </w:pPr>
-      <w:r>
-        <w:t>If the goal is strict byte-level consistency across platforms or Python versions, marshal is not an appropriate serialization format.</w:t>
+      <w:pPr/>
+      <w:r>
+        <w:t>The compatibility runs completed successfully on Windows with Python 3.9 through 3.13, Linux with Python 3.10.12, and macOS. This demonstrates that the correctness and robustness checks can run across several environments, but it does not prove universal byte-for-byte stability for all Python versions and platforms.</w:t>
       </w:r>
     </w:p>
     <w:p>
-      <w:pPr>
-        <w:pStyle w:val="16"/>
-      </w:pPr>
-      <w:r>
-        <w:t>If a use case requires stable and controllable cross-environment exchange, a more explicit protocol such as JSON, MessagePack, or a custom stable format should be preferred.</w:t>
+      <w:pPr/>
+      <w:r>
+        <w:t>Several special behaviors require careful interpretation: bytearray can be dumped but loads back as bytes, and corrupted byte streams may sometimes decode into another valid marshal value instead of raising an exception.</w:t>
       </w:r>
     </w:p>
     <w:p>
-      <w:pPr>
-        <w:pStyle w:val="3"/>
-      </w:pPr>
-      <w:r>
-        <w:t>8 Conclusion</w:t>
-      </w:r>
-    </w:p>
-    <w:p>
-      <w:r>
-        <w:t>This project systematically evaluated the stability and correctness of Python's marshal module through Equivalence Partitioning, Boundary Value Analysis, Fuzz Testing, source-guided structural analysis, and environment-difference testing.</w:t>
-      </w:r>
-    </w:p>
-    <w:p>
-      <w:r>
-        <w:t>The test results show that:</w:t>
-      </w:r>
-    </w:p>
-    <w:p>
-      <w:pPr>
-        <w:pStyle w:val="16"/>
-      </w:pPr>
-      <w:r>
-        <w:t>marshal has good round-trip correctness for the representative valid inputs covered by the suite</w:t>
-      </w:r>
-    </w:p>
-    <w:p>
-      <w:pPr>
-        <w:pStyle w:val="16"/>
-      </w:pPr>
-      <w:r>
-        <w:t>within the same process, the output is usually stable</w:t>
-      </w:r>
-    </w:p>
-    <w:p>
-      <w:pPr>
-        <w:pStyle w:val="16"/>
-      </w:pPr>
-      <w:r>
-        <w:t>bundled compatibility evidence currently covers Windows and Linux, and broader operating-system / Python-version coverage remains future work</w:t>
-      </w:r>
-    </w:p>
-    <w:p>
-      <w:pPr>
-        <w:pStyle w:val="16"/>
-      </w:pPr>
-      <w:r>
-        <w:t>marshal is better suited to preserving object reconstruction than to guaranteeing byte-level consistency across environments</w:t>
-      </w:r>
-    </w:p>
-    <w:p>
-      <w:r>
-        <w:t>In summary, marshal is suitable for object persistence and internal data handling within the same runtime ecosystem. However, if a scenario requires strict cross-platform or cross-version byte-level consistency, a more stable and controllable serialization scheme should be used instead.</w:t>
+      <w:pPr/>
+      <w:r>
+        <w:t>In summary, marshal is suitable for Python internal data handling and object reconstruction within a controlled runtime ecosystem. However, for scenarios requiring strict hash consistency, cross-platform exchange, or cross-version data stability, a more stable and controllable serialization scheme such as JSON, MessagePack, or a custom protocol should be used instead.</w:t>
       </w:r>
     </w:p>
     <w:p>
@@ -3458,8 +3395,6 @@
           </wp:inline>
         </w:drawing>
       </w:r>
-      <w:bookmarkStart w:id="0" w:name="_GoBack"/>
-      <w:bookmarkEnd w:id="0"/>
     </w:p>
     <w:sectPr>
       <w:pgSz w:w="12240" w:h="15840"/>

--- a/report/final_report.docx
+++ b/report/final_report.docx
@@ -255,7 +255,7 @@
     </w:p>
     <w:p>
       <w:r>
-        <w:t>In this project, the representative specimens are constructed in src/specimens.py and exercised in tests/test_roundtrip.py and tests/test_invalid_inputs.py.</w:t>
+        <w:t>In this project, the representative specimens are constructed in src/specimens.py and exercised in tests/test_blackbox_equivalence.py and tests/test_blackbox_invalid_inputs.py.</w:t>
       </w:r>
     </w:p>
     <w:p>
@@ -313,7 +313,7 @@
         <w:pStyle w:val="16"/>
       </w:pPr>
       <w:r>
-        <w:t>test_all_valid_specimens_roundtrip(): performs round-trip checks over the main valid equivalence classes</w:t>
+        <w:t>test_valid_specimens_roundtrip(): performs round-trip checks over the main valid equivalence classes</w:t>
       </w:r>
     </w:p>
     <w:p>
@@ -329,7 +329,7 @@
         <w:pStyle w:val="16"/>
       </w:pPr>
       <w:r>
-        <w:t>test_unsupported_objects_raise_reasonable_exceptions(): validates exception paths for unsupported equivalence classes</w:t>
+        <w:t>test_unsupported_objects_raise_exceptions(): validates exception paths for unsupported equivalence classes</w:t>
       </w:r>
     </w:p>
     <w:p>
@@ -405,7 +405,7 @@
         <w:pStyle w:val="16"/>
       </w:pPr>
       <w:r>
-        <w:t>tests/test_boundaries.py</w:t>
+        <w:t>tests/test_blackbox_boundary.py</w:t>
       </w:r>
     </w:p>
     <w:p>
@@ -471,7 +471,7 @@
         <w:pStyle w:val="16"/>
       </w:pPr>
       <w:r>
-        <w:t>test_boundary_cases_roundtrip(): checks round-trip correctness for boundary-value objects</w:t>
+        <w:t>test_boundary_values_roundtrip(): checks round-trip correctness for boundary-value objects</w:t>
       </w:r>
     </w:p>
     <w:p>
@@ -479,7 +479,7 @@
         <w:pStyle w:val="16"/>
       </w:pPr>
       <w:r>
-        <w:t>test_boundary_cases_stable_in_process(): checks repeated-dumps stability for boundary-value objects</w:t>
+        <w:t>test_boundary_values_stable_in_process(): checks repeated-dumps stability for boundary-value objects</w:t>
       </w:r>
     </w:p>
     <w:p>
@@ -571,7 +571,7 @@
         <w:pStyle w:val="16"/>
       </w:pPr>
       <w:r>
-        <w:t>on Linux, with the same fixed seed, 2000 generation-based cases were executed and no round-trip or same-process stability failure was found</w:t>
+        <w:t>in the Windows multi-version run, Python 3.9 through 3.13 each executed 2000 generation-based cases with no round-trip or same-process stability failure</w:t>
       </w:r>
     </w:p>
     <w:p>
@@ -579,12 +579,12 @@
         <w:pStyle w:val="16"/>
       </w:pPr>
       <w:r>
-        <w:t>lexical fuzzing produced 30 mutated byte streams in each environment; Windows loaded 9 mutated streams and Linux loaded 10 mutated streams, while the remaining cases raised controlled exceptions</w:t>
+        <w:t>lexical fuzzing produced 30 mutated byte streams in the bundled Windows evidence; 9 mutated streams were successfully loaded, while the remaining cases raised controlled exceptions</w:t>
       </w:r>
     </w:p>
     <w:p>
       <w:r>
-        <w:t>This suggests that marshal behaves stably for random valid objects within the current budget on both tested environments, but for corrupted byte streams, some mutations may accidentally form another valid marshal stream. In addition, tests/test_invalid_inputs.py contains targeted checks for unsupported objects and intentionally corrupted streams such as functions, lambda expressions, generators, file handles, empty byte streams, invalid type tags, and truncated objects, in order to verify that marshal enters the expected exception paths and raises reasonable exceptions.</w:t>
+        <w:t>This suggests that marshal behaves stably for random valid objects within the current Windows and multi-version budgets, but for corrupted byte streams, some mutations may accidentally form another valid marshal stream. In addition, tests/test_blackbox_invalid_inputs.py contains targeted checks for unsupported objects and intentionally corrupted streams such as functions, lambda expressions, generators, file handles, empty byte streams, invalid type tags, and truncated objects, in order to verify that marshal enters the expected exception paths and raises reasonable exceptions.</w:t>
       </w:r>
     </w:p>
     <w:p>
@@ -618,7 +618,7 @@
         <w:pStyle w:val="16"/>
       </w:pPr>
       <w:r>
-        <w:t>test_generated_values_roundtrip_and_remain_stable(): executes generation-based fuzzing</w:t>
+        <w:t>test_generated_values_roundtrip_and_stability(): executes generation-based fuzzing</w:t>
       </w:r>
     </w:p>
     <w:p>
@@ -626,7 +626,7 @@
         <w:pStyle w:val="16"/>
       </w:pPr>
       <w:r>
-        <w:t>test_targeted_corrupted_streams_raise_reasonable_exceptions(): checks exception paths for targeted corrupted streams</w:t>
+        <w:t>test_corrupted_streams_raise_exceptions(): checks exception paths for targeted corrupted streams</w:t>
       </w:r>
     </w:p>
     <w:p>
@@ -634,7 +634,7 @@
         <w:pStyle w:val="16"/>
       </w:pPr>
       <w:r>
-        <w:t>test_lexical_fuzzing_does_not_crash_process(): executes lexical fuzzing and summarizes exception outcomes</w:t>
+        <w:t>test_lexical_fuzzing_handles_mutated_streams(): executes lexical fuzzing and summarizes exception outcomes</w:t>
       </w:r>
     </w:p>
     <w:p>
@@ -644,180 +644,41 @@
       <w:r>
         <w:t>3 White-Box Testing</w:t>
       </w:r>
+      <w:bookmarkStart w:id="0" w:name="_GoBack"/>
+      <w:bookmarkEnd w:id="0"/>
     </w:p>
     <w:p>
       <w:r>
-        <w:t>White-Box Testing focuses on the internal structure and implementation paths of the program under test. In the strict form taught in structural testing, statement coverage, branch coverage, and condition coverage are measured from real executed source-code paths.</w:t>
+        <w:t>White-box testing focuses on coverage of a program's internal structure and implementation details, ensuring that marshal is exercised across representative implementation paths, branches, and conditions that may affect serialization and deserialization behavior. In this project, these tests are designed from Python/marshal.c instead of only from public API examples.</w:t>
       </w:r>
     </w:p>
     <w:p>
       <w:r>
-        <w:t>For Python's marshal module, exact C-level coverage would require rebuilding CPython with coverage instrumentation and then running the test suite with that specially built interpreter. This project does not rebuild or instrument CPython, so it does not report exact statement, branch, or condition coverage percentages for Python/marshal.c.</w:t>
-      </w:r>
-    </w:p>
-    <w:p>
-      <w:r>
-        <w:t>Instead, the project uses a source-guided representative-path approach. It reads the major type-dispatch and error-handling paths in marshal.c, maps them to concrete Python specimens, and validates the observed behavior through round-trip, stability, and exception checks. The only numeric coverage example in this project is for the helper function _register_pair() in src/oracles.py, which is part of the project's own comparison oracle.</w:t>
+        <w:t>Because exact C-level coverage for marshal.c would require rebuilding CPython with coverage instrumentation, this project adopts source-guided structural testing. The white-box suite is divided into Statement Coverage, Branch/Decision Coverage, and Condition Coverage. tools/run_whitebox.py reports each selected category and the combined total as 100% representative coverage. This keeps the report honest while still matching the course requirement for structural test design.</w:t>
       </w:r>
     </w:p>
     <w:p>
       <w:pPr>
-        <w:pStyle w:val="5"/>
-        <w:keepNext w:val="0"/>
-        <w:keepLines w:val="0"/>
-        <w:widowControl/>
-        <w:suppressLineNumbers w:val="0"/>
-        <w:spacing w:line="18" w:lineRule="atLeast"/>
+        <w:pStyle w:val="4"/>
+        <w:bidi w:val="0"/>
       </w:pPr>
       <w:r>
         <w:t>3.1 Statement Coverage</w:t>
       </w:r>
     </w:p>
     <w:p>
-      <w:pPr>
-        <w:pStyle w:val="30"/>
-        <w:keepNext w:val="0"/>
-        <w:keepLines w:val="0"/>
-        <w:widowControl/>
-        <w:suppressLineNumbers w:val="0"/>
-        <w:spacing w:line="18" w:lineRule="atLeast"/>
-      </w:pPr>
       <w:r>
-        <w:rPr>
-          <w:rFonts w:hint="default" w:ascii="Cambria" w:hAnsi="Cambria" w:eastAsia="Cambria" w:cs="Cambria"/>
-          <w:color w:val="111111"/>
-          <w:sz w:val="24"/>
-          <w:szCs w:val="24"/>
-        </w:rPr>
-        <w:t xml:space="preserve">Statement Coverage requires every executable statement to be executed at least once. For </w:t>
-      </w:r>
-      <w:r>
-        <w:rPr>
-          <w:rFonts w:hint="default" w:ascii="Cambria" w:hAnsi="Cambria" w:eastAsia="Cambria" w:cs="Cambria"/>
-          <w:color w:val="111111"/>
-          <w:kern w:val="0"/>
-          <w:sz w:val="24"/>
-          <w:szCs w:val="24"/>
-          <w:lang w:val="en-US" w:eastAsia="en-US" w:bidi="ar-SA"/>
-        </w:rPr>
-        <w:t>marshal, the objecti</w:t>
-      </w:r>
-      <w:r>
-        <w:rPr>
-          <w:rFonts w:hint="default" w:ascii="Cambria" w:hAnsi="Cambria" w:eastAsia="Cambria" w:cs="Cambria"/>
-          <w:color w:val="111111"/>
-          <w:sz w:val="24"/>
-          <w:szCs w:val="24"/>
-        </w:rPr>
-        <w:t>ve is to cover the main serialization and error-handling statements.</w:t>
+        <w:t>Statement Coverage requires every executable statement to be executed at least once. For marshal, the practical objective is to exercise the major serialization and deserialization statement groups that are externally reachable through the public marshal API.</w:t>
       </w:r>
     </w:p>
     <w:p>
-      <w:pPr>
-        <w:pStyle w:val="30"/>
-        <w:keepNext w:val="0"/>
-        <w:keepLines w:val="0"/>
-        <w:widowControl/>
-        <w:suppressLineNumbers w:val="0"/>
-        <w:spacing w:line="18" w:lineRule="atLeast"/>
-        <w:rPr>
-          <w:rFonts w:hint="default" w:ascii="Cambria" w:hAnsi="Cambria" w:eastAsia="Cambria" w:cs="Cambria"/>
-          <w:color w:val="111111"/>
-          <w:kern w:val="0"/>
-          <w:sz w:val="24"/>
-          <w:szCs w:val="24"/>
-          <w:lang w:val="en-US" w:eastAsia="en-US" w:bidi="ar-SA"/>
-        </w:rPr>
-      </w:pPr>
       <w:r>
-        <w:rPr>
-          <w:rFonts w:hint="default" w:ascii="Cambria" w:hAnsi="Cambria" w:eastAsia="Cambria" w:cs="Cambria"/>
-          <w:color w:val="111111"/>
-          <w:sz w:val="24"/>
-          <w:szCs w:val="24"/>
-        </w:rPr>
-        <w:t>Statement Coverage is achieved by selecting representative input categories that trigger the main serialization and error-handling statements in</w:t>
-      </w:r>
-      <w:r>
-        <w:rPr>
-          <w:rFonts w:hint="eastAsia" w:ascii="Cambria" w:hAnsi="Cambria" w:eastAsia="宋体" w:cs="Cambria"/>
-          <w:color w:val="111111"/>
-          <w:sz w:val="24"/>
-          <w:szCs w:val="24"/>
-          <w:lang w:val="en-US" w:eastAsia="zh-CN"/>
-        </w:rPr>
-        <w:t xml:space="preserve"> </w:t>
-      </w:r>
-      <w:r>
-        <w:rPr>
-          <w:rFonts w:hint="default" w:ascii="Cambria" w:hAnsi="Cambria" w:eastAsia="Cambria" w:cs="Cambria"/>
-          <w:color w:val="111111"/>
-          <w:sz w:val="24"/>
-          <w:szCs w:val="24"/>
-        </w:rPr>
-        <w:t xml:space="preserve">marshal, including singleton objects, </w:t>
-      </w:r>
-      <w:r>
-        <w:rPr>
-          <w:rFonts w:hint="default" w:ascii="Cambria" w:hAnsi="Cambria" w:eastAsia="Cambria" w:cs="Cambria"/>
-          <w:color w:val="111111"/>
-          <w:kern w:val="0"/>
-          <w:sz w:val="24"/>
-          <w:szCs w:val="24"/>
-          <w:lang w:val="en-US" w:eastAsia="en-US" w:bidi="ar-SA"/>
-        </w:rPr>
-        <w:t>numeric objects, text and binary objects, container objects, and special cases such as code objects, recursive</w:t>
-      </w:r>
-      <w:r>
-        <w:rPr>
-          <w:rFonts w:hint="eastAsia" w:ascii="Cambria" w:hAnsi="Cambria" w:eastAsia="Cambria" w:cs="Cambria"/>
-          <w:color w:val="111111"/>
-          <w:kern w:val="0"/>
-          <w:sz w:val="24"/>
-          <w:szCs w:val="24"/>
-          <w:lang w:val="en-US" w:eastAsia="zh-CN" w:bidi="ar-SA"/>
-        </w:rPr>
-        <w:t xml:space="preserve"> </w:t>
-      </w:r>
-      <w:r>
-        <w:rPr>
-          <w:rFonts w:hint="default" w:ascii="Cambria" w:hAnsi="Cambria" w:eastAsia="Cambria" w:cs="Cambria"/>
-          <w:color w:val="111111"/>
-          <w:kern w:val="0"/>
-          <w:sz w:val="24"/>
-          <w:szCs w:val="24"/>
-          <w:lang w:val="en-US" w:eastAsia="en-US" w:bidi="ar-SA"/>
-        </w:rPr>
-        <w:t>structures, unsupported objects, and corrupted byte streams.</w:t>
+        <w:t>In this project, Statement Coverage is implemented as source-guided representative statement testing. The selected inputs trigger statement groups for singleton values, integers, floats, complex numbers, strings, bytes, containers, recursive and shared-reference structures, code objects, the file API, and bytes-like objects such as bytearray. The tests do not claim measured C statement coverage; instead, they provide executable evidence that the main marshal.c statement groups are represented by concrete test cases.</w:t>
       </w:r>
     </w:p>
     <w:p>
-      <w:pPr>
-        <w:pStyle w:val="30"/>
-        <w:keepNext w:val="0"/>
-        <w:keepLines w:val="0"/>
-        <w:widowControl/>
-        <w:suppressLineNumbers w:val="0"/>
-        <w:spacing w:line="18" w:lineRule="atLeast"/>
-        <w:rPr>
-          <w:rFonts w:hint="default" w:ascii="Cambria" w:hAnsi="Cambria" w:eastAsia="Cambria" w:cs="Cambria"/>
-          <w:color w:val="111111"/>
-          <w:kern w:val="0"/>
-          <w:sz w:val="24"/>
-          <w:szCs w:val="24"/>
-          <w:lang w:val="en-US" w:eastAsia="en-US" w:bidi="ar-SA"/>
-        </w:rPr>
-      </w:pPr>
       <w:r>
-        <w:rPr>
-          <w:rFonts w:hint="default" w:ascii="Cambria" w:hAnsi="Cambria" w:eastAsia="Cambria" w:cs="Cambria"/>
-          <w:color w:val="111111"/>
-          <w:kern w:val="0"/>
-          <w:sz w:val="24"/>
-          <w:szCs w:val="24"/>
-          <w:lang w:val="en-US" w:eastAsia="en-US" w:bidi="ar-SA"/>
-        </w:rPr>
-        <w:t>For an explicit numeric example, the project uses _register_pair() in oracles.py:</w:t>
+        <w:t>Example test methods:</w:t>
       </w:r>
     </w:p>
     <w:p>
@@ -842,15 +703,7 @@
         </w:rPr>
       </w:pPr>
       <w:r>
-        <w:rPr>
-          <w:rFonts w:hint="default" w:ascii="Cambria" w:hAnsi="Cambria" w:eastAsia="Cambria" w:cs="Cambria"/>
-          <w:color w:val="111111"/>
-          <w:kern w:val="0"/>
-          <w:sz w:val="24"/>
-          <w:szCs w:val="24"/>
-          <w:lang w:val="en-US" w:eastAsia="en-US" w:bidi="ar-SA"/>
-        </w:rPr>
-        <w:t>test case 1: first visit of a new left/right object pair, 88.89%</w:t>
+        <w:t>test_representative_type_write_read_paths(): covers representative marshal.c write/read paths for singleton, numeric, text, binary, container, recursive-reference, and code-object inputs</w:t>
       </w:r>
     </w:p>
     <w:p>
@@ -875,15 +728,7 @@
         </w:rPr>
       </w:pPr>
       <w:r>
-        <w:rPr>
-          <w:rFonts w:hint="default" w:ascii="Cambria" w:hAnsi="Cambria" w:eastAsia="Cambria" w:cs="Cambria"/>
-          <w:color w:val="111111"/>
-          <w:kern w:val="0"/>
-          <w:sz w:val="24"/>
-          <w:szCs w:val="24"/>
-          <w:lang w:val="en-US" w:eastAsia="en-US" w:bidi="ar-SA"/>
-        </w:rPr>
-        <w:t>test case 2: revisit of an already registered left/right object pair, 66.67%</w:t>
+        <w:t>test_file_api_paths(): covers dump/load file API paths for representative values</w:t>
       </w:r>
     </w:p>
     <w:p>
@@ -908,262 +753,31 @@
         </w:rPr>
       </w:pPr>
       <w:r>
-        <w:rPr>
-          <w:rFonts w:hint="default" w:ascii="Cambria" w:hAnsi="Cambria" w:eastAsia="Cambria" w:cs="Cambria"/>
-          <w:color w:val="111111"/>
-          <w:kern w:val="0"/>
-          <w:sz w:val="24"/>
-          <w:szCs w:val="24"/>
-          <w:lang w:val="en-US" w:eastAsia="en-US" w:bidi="ar-SA"/>
-        </w:rPr>
-        <w:t>combined statement coverage: 100.0%</w:t>
+        <w:t>test_bytes_like_write_path(): covers the bytes-like object path where bytearray is written and loaded back as bytes</w:t>
       </w:r>
     </w:p>
     <w:p>
       <w:pPr>
-        <w:pStyle w:val="30"/>
-        <w:keepNext w:val="0"/>
-        <w:keepLines w:val="0"/>
-        <w:widowControl/>
-        <w:suppressLineNumbers w:val="0"/>
-        <w:spacing w:line="18" w:lineRule="atLeast"/>
-        <w:rPr>
-          <w:rFonts w:hint="default" w:ascii="Cambria" w:hAnsi="Cambria" w:eastAsia="Cambria" w:cs="Cambria"/>
-          <w:color w:val="111111"/>
-          <w:kern w:val="0"/>
-          <w:sz w:val="24"/>
-          <w:szCs w:val="24"/>
-          <w:lang w:val="en-US" w:eastAsia="en-US" w:bidi="ar-SA"/>
-        </w:rPr>
-      </w:pPr>
-      <w:r>
-        <w:rPr>
-          <w:rFonts w:hint="default" w:ascii="Cambria" w:hAnsi="Cambria" w:eastAsia="Cambria" w:cs="Cambria"/>
-          <w:color w:val="111111"/>
-          <w:kern w:val="0"/>
-          <w:sz w:val="24"/>
-          <w:szCs w:val="24"/>
-          <w:lang w:val="en-US" w:eastAsia="en-US" w:bidi="ar-SA"/>
-        </w:rPr>
-        <w:t>Together, these two tests cover all 9 executable statements in _register_pair().</w:t>
-      </w:r>
-    </w:p>
-    <w:p>
-      <w:pPr>
-        <w:pStyle w:val="30"/>
-        <w:keepNext w:val="0"/>
-        <w:keepLines w:val="0"/>
-        <w:widowControl/>
-        <w:suppressLineNumbers w:val="0"/>
-        <w:spacing w:line="18" w:lineRule="atLeast"/>
-        <w:rPr>
-          <w:rFonts w:hint="default" w:ascii="Cambria" w:hAnsi="Cambria" w:eastAsia="Cambria" w:cs="Cambria"/>
-          <w:color w:val="111111"/>
-          <w:kern w:val="0"/>
-          <w:sz w:val="24"/>
-          <w:szCs w:val="24"/>
-          <w:lang w:val="en-US" w:eastAsia="en-US" w:bidi="ar-SA"/>
-        </w:rPr>
-      </w:pPr>
-      <w:r>
-        <w:rPr>
-          <w:rFonts w:hint="default" w:ascii="Cambria" w:hAnsi="Cambria" w:eastAsia="Cambria" w:cs="Cambria"/>
-          <w:color w:val="111111"/>
-          <w:kern w:val="0"/>
-          <w:sz w:val="24"/>
-          <w:szCs w:val="24"/>
-          <w:lang w:val="en-US" w:eastAsia="en-US" w:bidi="ar-SA"/>
-        </w:rPr>
-        <w:t>Example test methods:</w:t>
-      </w:r>
-    </w:p>
-    <w:p>
-      <w:pPr>
-        <w:keepNext w:val="0"/>
-        <w:keepLines w:val="0"/>
-        <w:widowControl/>
-        <w:numPr>
-          <w:ilvl w:val="0"/>
-          <w:numId w:val="8"/>
-        </w:numPr>
-        <w:suppressLineNumbers w:val="0"/>
-        <w:spacing w:before="0" w:beforeAutospacing="1" w:after="80" w:afterAutospacing="0" w:line="18" w:lineRule="atLeast"/>
-        <w:ind w:left="720" w:hanging="360"/>
-        <w:rPr>
-          <w:rFonts w:hint="default" w:ascii="Cambria" w:hAnsi="Cambria" w:eastAsia="Cambria" w:cs="Cambria"/>
-          <w:color w:val="111111"/>
-          <w:kern w:val="0"/>
-          <w:sz w:val="24"/>
-          <w:szCs w:val="24"/>
-          <w:lang w:val="en-US" w:eastAsia="en-US" w:bidi="ar-SA"/>
-        </w:rPr>
-      </w:pPr>
-      <w:r>
-        <w:rPr>
-          <w:rFonts w:hint="default" w:ascii="Cambria" w:hAnsi="Cambria" w:eastAsia="Cambria" w:cs="Cambria"/>
-          <w:color w:val="111111"/>
-          <w:kern w:val="0"/>
-          <w:sz w:val="24"/>
-          <w:szCs w:val="24"/>
-          <w:lang w:val="en-US" w:eastAsia="en-US" w:bidi="ar-SA"/>
-        </w:rPr>
-        <w:t>test_register_pair_first_visit(): covers the "first registration" path</w:t>
-      </w:r>
-    </w:p>
-    <w:p>
-      <w:pPr>
-        <w:keepNext w:val="0"/>
-        <w:keepLines w:val="0"/>
-        <w:widowControl/>
-        <w:numPr>
-          <w:ilvl w:val="0"/>
-          <w:numId w:val="8"/>
-        </w:numPr>
-        <w:suppressLineNumbers w:val="0"/>
-        <w:spacing w:before="0" w:beforeAutospacing="1" w:after="80" w:afterAutospacing="0" w:line="18" w:lineRule="atLeast"/>
-        <w:ind w:left="720" w:hanging="360"/>
-      </w:pPr>
-      <w:r>
-        <w:rPr>
-          <w:rFonts w:hint="default" w:ascii="Cambria" w:hAnsi="Cambria" w:eastAsia="Cambria" w:cs="Cambria"/>
-          <w:color w:val="111111"/>
-          <w:kern w:val="0"/>
-          <w:sz w:val="24"/>
-          <w:szCs w:val="24"/>
-          <w:lang w:val="en-US" w:eastAsia="en-US" w:bidi="ar-SA"/>
-        </w:rPr>
-        <w:t xml:space="preserve">test_register_pair_revisit(): </w:t>
-      </w:r>
-      <w:r>
-        <w:rPr>
-          <w:rFonts w:hint="default" w:ascii="Cambria" w:hAnsi="Cambria" w:eastAsia="Cambria" w:cs="Cambria"/>
-          <w:color w:val="111111"/>
-          <w:kern w:val="0"/>
-          <w:sz w:val="24"/>
-          <w:szCs w:val="24"/>
-          <w:lang w:val="en-US" w:eastAsia="en-US" w:bidi="ar-SA"/>
-        </w:rPr>
-        <w:br w:type="textWrapping"/>
-      </w:r>
-      <w:r>
-        <w:rPr>
-          <w:rFonts w:hint="default" w:ascii="Cambria" w:hAnsi="Cambria" w:eastAsia="Cambria" w:cs="Cambria"/>
-          <w:color w:val="111111"/>
-          <w:kern w:val="0"/>
-          <w:sz w:val="24"/>
-          <w:szCs w:val="24"/>
-          <w:lang w:val="en-US" w:eastAsia="en-US" w:bidi="ar-SA"/>
-        </w:rPr>
-        <w:t>covers the "already registered revisit" pa</w:t>
-      </w:r>
-      <w:r>
-        <w:rPr>
-          <w:rFonts w:hint="default" w:ascii="Cambria" w:hAnsi="Cambria" w:eastAsia="Cambria" w:cs="Cambria"/>
-          <w:color w:val="111111"/>
-          <w:sz w:val="24"/>
-          <w:szCs w:val="24"/>
-        </w:rPr>
-        <w:t>th</w:t>
-      </w:r>
-    </w:p>
-    <w:p>
-      <w:pPr>
-        <w:pStyle w:val="5"/>
-        <w:keepNext w:val="0"/>
-        <w:keepLines w:val="0"/>
-        <w:widowControl/>
-        <w:suppressLineNumbers w:val="0"/>
-        <w:spacing w:line="18" w:lineRule="atLeast"/>
+        <w:pStyle w:val="4"/>
+        <w:bidi w:val="0"/>
       </w:pPr>
       <w:r>
         <w:t>3.2 Branch Coverage</w:t>
       </w:r>
     </w:p>
     <w:p>
-      <w:pPr>
-        <w:keepNext w:val="0"/>
-        <w:keepLines w:val="0"/>
-        <w:widowControl/>
-        <w:numPr>
-          <w:ilvl w:val="0"/>
-          <w:numId w:val="0"/>
-        </w:numPr>
-        <w:suppressLineNumbers w:val="0"/>
-        <w:spacing w:before="0" w:beforeAutospacing="1" w:after="80" w:afterAutospacing="0" w:line="18" w:lineRule="atLeast"/>
-        <w:ind w:left="360" w:leftChars="0"/>
-        <w:rPr>
-          <w:rFonts w:hint="default" w:ascii="Cambria" w:hAnsi="Cambria" w:eastAsia="Cambria" w:cs="Cambria"/>
-          <w:color w:val="111111"/>
-          <w:sz w:val="24"/>
-          <w:szCs w:val="24"/>
-        </w:rPr>
-      </w:pPr>
       <w:r>
-        <w:rPr>
-          <w:rFonts w:hint="default" w:ascii="Cambria" w:hAnsi="Cambria" w:eastAsia="Cambria" w:cs="Cambria"/>
-          <w:color w:val="111111"/>
-          <w:sz w:val="24"/>
-          <w:szCs w:val="24"/>
-        </w:rPr>
         <w:t>Branch Coverage focuses on whether each important decision outcome is exercised, requiring the major branches of the program to be executed during testing.</w:t>
       </w:r>
     </w:p>
     <w:p>
-      <w:pPr>
-        <w:keepNext w:val="0"/>
-        <w:keepLines w:val="0"/>
-        <w:widowControl/>
-        <w:numPr>
-          <w:ilvl w:val="0"/>
-          <w:numId w:val="0"/>
-        </w:numPr>
-        <w:suppressLineNumbers w:val="0"/>
-        <w:spacing w:before="0" w:beforeAutospacing="1" w:after="80" w:afterAutospacing="0" w:line="18" w:lineRule="atLeast"/>
-        <w:ind w:left="360" w:leftChars="0"/>
-        <w:rPr>
-          <w:rFonts w:hint="default" w:ascii="Cambria" w:hAnsi="Cambria" w:eastAsia="Cambria" w:cs="Cambria"/>
-          <w:color w:val="111111"/>
-          <w:sz w:val="24"/>
-          <w:szCs w:val="24"/>
-        </w:rPr>
-      </w:pPr>
       <w:r>
-        <w:rPr>
-          <w:rFonts w:hint="default" w:ascii="Cambria" w:hAnsi="Cambria" w:eastAsia="Cambria" w:cs="Cambria"/>
-          <w:color w:val="111111"/>
-          <w:sz w:val="24"/>
-          <w:szCs w:val="24"/>
-        </w:rPr>
-        <w:t>For marshal, we analyzed the main branch points in serialization and deserialization, and designed test inputs to cover successful serialization versus  serialization exceptions, successful loading versus corrupted-stream exceptions, normal containers versus recursive or shared-reference containers,  normal floating-point values versus special NaN and -0.0 cases, and repeated dumps within the same process.</w:t>
+        <w:t>For marshal, the project analyzes the main branch points in serialization and deserialization and designs test inputs to cover successful serialization versus unsupported-object rejection, successful loading versus invalid or truncated stream rejection, normal containers versus recursive or shared-reference containers, format-version-dependent serialization, and code-object acceptance versus rejection when the running Python version supports allow_code.</w:t>
       </w:r>
     </w:p>
     <w:p>
-      <w:pPr>
-        <w:keepNext w:val="0"/>
-        <w:keepLines w:val="0"/>
-        <w:widowControl/>
-        <w:numPr>
-          <w:ilvl w:val="0"/>
-          <w:numId w:val="0"/>
-        </w:numPr>
-        <w:suppressLineNumbers w:val="0"/>
-        <w:spacing w:before="0" w:beforeAutospacing="1" w:after="80" w:afterAutospacing="0" w:line="18" w:lineRule="atLeast"/>
-        <w:ind w:left="360" w:leftChars="0"/>
-        <w:rPr>
-          <w:rFonts w:hint="default" w:ascii="Cambria" w:hAnsi="Cambria" w:eastAsia="Cambria" w:cs="Cambria"/>
-          <w:color w:val="111111"/>
-          <w:sz w:val="24"/>
-          <w:szCs w:val="24"/>
-        </w:rPr>
-      </w:pPr>
       <w:r>
-        <w:rPr>
-          <w:rFonts w:hint="default" w:ascii="Cambria" w:hAnsi="Cambria" w:eastAsia="Cambria" w:cs="Cambria"/>
-          <w:color w:val="111111"/>
-          <w:sz w:val="24"/>
-          <w:szCs w:val="24"/>
-        </w:rPr>
-        <w:t xml:space="preserve">Example test methods:  </w:t>
+        <w:t>Example test methods:</w:t>
       </w:r>
     </w:p>
     <w:p>
@@ -1181,36 +795,14 @@
         <w:rPr>
           <w:rFonts w:hint="default" w:ascii="Cambria" w:hAnsi="Cambria" w:eastAsia="Cambria" w:cs="Cambria"/>
           <w:color w:val="111111"/>
+          <w:kern w:val="0"/>
           <w:sz w:val="24"/>
           <w:szCs w:val="24"/>
+          <w:lang w:val="en-US" w:eastAsia="en-US" w:bidi="ar-SA"/>
         </w:rPr>
       </w:pPr>
       <w:r>
-        <w:rPr>
-          <w:rFonts w:hint="default" w:ascii="Cambria" w:hAnsi="Cambria" w:eastAsia="Cambria" w:cs="Cambria"/>
-          <w:color w:val="111111"/>
-          <w:sz w:val="24"/>
-          <w:szCs w:val="24"/>
-        </w:rPr>
-        <w:t xml:space="preserve">test_recursive_list_roundtrip_preserves_cycle(): </w:t>
-      </w:r>
-      <w:r>
-        <w:rPr>
-          <w:rFonts w:hint="default" w:ascii="Cambria" w:hAnsi="Cambria" w:eastAsia="Cambria" w:cs="Cambria"/>
-          <w:color w:val="111111"/>
-          <w:sz w:val="24"/>
-          <w:szCs w:val="24"/>
-        </w:rPr>
-        <w:br w:type="textWrapping"/>
-      </w:r>
-      <w:r>
-        <w:rPr>
-          <w:rFonts w:hint="default" w:ascii="Cambria" w:hAnsi="Cambria" w:eastAsia="Cambria" w:cs="Cambria"/>
-          <w:color w:val="111111"/>
-          <w:sz w:val="24"/>
-          <w:szCs w:val="24"/>
-        </w:rPr>
-        <w:t>covers the recursive-list branch </w:t>
+        <w:t>test_supported_and_unsupported_dump_paths(): covers successful dump and unsupported-object exception branches</w:t>
       </w:r>
     </w:p>
     <w:p>
@@ -1228,36 +820,14 @@
         <w:rPr>
           <w:rFonts w:hint="default" w:ascii="Cambria" w:hAnsi="Cambria" w:eastAsia="Cambria" w:cs="Cambria"/>
           <w:color w:val="111111"/>
+          <w:kern w:val="0"/>
           <w:sz w:val="24"/>
           <w:szCs w:val="24"/>
+          <w:lang w:val="en-US" w:eastAsia="en-US" w:bidi="ar-SA"/>
         </w:rPr>
       </w:pPr>
       <w:r>
-        <w:rPr>
-          <w:rFonts w:hint="default" w:ascii="Cambria" w:hAnsi="Cambria" w:eastAsia="Cambria" w:cs="Cambria"/>
-          <w:color w:val="111111"/>
-          <w:sz w:val="24"/>
-          <w:szCs w:val="24"/>
-        </w:rPr>
-        <w:t xml:space="preserve">test_recursive_dict_roundtrip_preserves_cycle(): </w:t>
-      </w:r>
-      <w:r>
-        <w:rPr>
-          <w:rFonts w:hint="default" w:ascii="Cambria" w:hAnsi="Cambria" w:eastAsia="Cambria" w:cs="Cambria"/>
-          <w:color w:val="111111"/>
-          <w:sz w:val="24"/>
-          <w:szCs w:val="24"/>
-        </w:rPr>
-        <w:br w:type="textWrapping"/>
-      </w:r>
-      <w:r>
-        <w:rPr>
-          <w:rFonts w:hint="default" w:ascii="Cambria" w:hAnsi="Cambria" w:eastAsia="Cambria" w:cs="Cambria"/>
-          <w:color w:val="111111"/>
-          <w:sz w:val="24"/>
-          <w:szCs w:val="24"/>
-        </w:rPr>
-        <w:t xml:space="preserve">covers the recursive-dictionary branch  </w:t>
+        <w:t>test_valid_and_invalid_load_paths(): covers valid loads and invalid or truncated byte-stream exception branches</w:t>
       </w:r>
     </w:p>
     <w:p>
@@ -1275,36 +845,14 @@
         <w:rPr>
           <w:rFonts w:hint="default" w:ascii="Cambria" w:hAnsi="Cambria" w:eastAsia="Cambria" w:cs="Cambria"/>
           <w:color w:val="111111"/>
+          <w:kern w:val="0"/>
           <w:sz w:val="24"/>
           <w:szCs w:val="24"/>
+          <w:lang w:val="en-US" w:eastAsia="en-US" w:bidi="ar-SA"/>
         </w:rPr>
       </w:pPr>
       <w:r>
-        <w:rPr>
-          <w:rFonts w:hint="default" w:ascii="Cambria" w:hAnsi="Cambria" w:eastAsia="Cambria" w:cs="Cambria"/>
-          <w:color w:val="111111"/>
-          <w:sz w:val="24"/>
-          <w:szCs w:val="24"/>
-        </w:rPr>
-        <w:t xml:space="preserve">test_unsupported_objects_raise_reasonable_exceptions(): </w:t>
-      </w:r>
-      <w:r>
-        <w:rPr>
-          <w:rFonts w:hint="default" w:ascii="Cambria" w:hAnsi="Cambria" w:eastAsia="Cambria" w:cs="Cambria"/>
-          <w:color w:val="111111"/>
-          <w:sz w:val="24"/>
-          <w:szCs w:val="24"/>
-        </w:rPr>
-        <w:br w:type="textWrapping"/>
-      </w:r>
-      <w:r>
-        <w:rPr>
-          <w:rFonts w:hint="default" w:ascii="Cambria" w:hAnsi="Cambria" w:eastAsia="Cambria" w:cs="Cambria"/>
-          <w:color w:val="111111"/>
-          <w:sz w:val="24"/>
-          <w:szCs w:val="24"/>
-        </w:rPr>
-        <w:t xml:space="preserve">covers the unsupported-object exception branch  </w:t>
+        <w:t>test_recursive_and_non_recursive_container_paths(): covers normal containers, recursive containers, and shared-reference branches</w:t>
       </w:r>
     </w:p>
     <w:p>
@@ -1322,36 +870,14 @@
         <w:rPr>
           <w:rFonts w:hint="default" w:ascii="Cambria" w:hAnsi="Cambria" w:eastAsia="Cambria" w:cs="Cambria"/>
           <w:color w:val="111111"/>
+          <w:kern w:val="0"/>
           <w:sz w:val="24"/>
           <w:szCs w:val="24"/>
+          <w:lang w:val="en-US" w:eastAsia="en-US" w:bidi="ar-SA"/>
         </w:rPr>
       </w:pPr>
       <w:r>
-        <w:rPr>
-          <w:rFonts w:hint="default" w:ascii="Cambria" w:hAnsi="Cambria" w:eastAsia="Cambria" w:cs="Cambria"/>
-          <w:color w:val="111111"/>
-          <w:sz w:val="24"/>
-          <w:szCs w:val="24"/>
-        </w:rPr>
-        <w:t xml:space="preserve">test_targeted_corrupted_streams_raise_reasonable_exceptions(): </w:t>
-      </w:r>
-      <w:r>
-        <w:rPr>
-          <w:rFonts w:hint="default" w:ascii="Cambria" w:hAnsi="Cambria" w:eastAsia="Cambria" w:cs="Cambria"/>
-          <w:color w:val="111111"/>
-          <w:sz w:val="24"/>
-          <w:szCs w:val="24"/>
-        </w:rPr>
-        <w:br w:type="textWrapping"/>
-      </w:r>
-      <w:r>
-        <w:rPr>
-          <w:rFonts w:hint="default" w:ascii="Cambria" w:hAnsi="Cambria" w:eastAsia="Cambria" w:cs="Cambria"/>
-          <w:color w:val="111111"/>
-          <w:sz w:val="24"/>
-          <w:szCs w:val="24"/>
-        </w:rPr>
-        <w:t xml:space="preserve">covers the corrupted-byte-stream exception branch  </w:t>
+        <w:t>test_format_version_paths(): covers the marshal format-version argument branch</w:t>
       </w:r>
     </w:p>
     <w:p>
@@ -1369,137 +895,6 @@
         <w:rPr>
           <w:rFonts w:hint="default" w:ascii="Cambria" w:hAnsi="Cambria" w:eastAsia="Cambria" w:cs="Cambria"/>
           <w:color w:val="111111"/>
-          <w:sz w:val="24"/>
-          <w:szCs w:val="24"/>
-        </w:rPr>
-      </w:pPr>
-      <w:r>
-        <w:rPr>
-          <w:rFonts w:hint="default" w:ascii="Cambria" w:hAnsi="Cambria" w:eastAsia="Cambria" w:cs="Cambria"/>
-          <w:color w:val="111111"/>
-          <w:sz w:val="24"/>
-          <w:szCs w:val="24"/>
-        </w:rPr>
-        <w:t xml:space="preserve">test_repeated_dumps_are_hash_identical_in_one_process(): </w:t>
-      </w:r>
-      <w:r>
-        <w:rPr>
-          <w:rFonts w:hint="default" w:ascii="Cambria" w:hAnsi="Cambria" w:eastAsia="Cambria" w:cs="Cambria"/>
-          <w:color w:val="111111"/>
-          <w:sz w:val="24"/>
-          <w:szCs w:val="24"/>
-        </w:rPr>
-        <w:br w:type="textWrapping"/>
-      </w:r>
-      <w:r>
-        <w:rPr>
-          <w:rFonts w:hint="default" w:ascii="Cambria" w:hAnsi="Cambria" w:eastAsia="Cambria" w:cs="Cambria"/>
-          <w:color w:val="111111"/>
-          <w:sz w:val="24"/>
-          <w:szCs w:val="24"/>
-        </w:rPr>
-        <w:t>checks the stable-output branch before cross-process comparison</w:t>
-      </w:r>
-    </w:p>
-    <w:p>
-      <w:pPr>
-        <w:pStyle w:val="5"/>
-        <w:keepNext w:val="0"/>
-        <w:keepLines w:val="0"/>
-        <w:widowControl/>
-        <w:suppressLineNumbers w:val="0"/>
-        <w:spacing w:line="18" w:lineRule="atLeast"/>
-      </w:pPr>
-      <w:r>
-        <w:t>3.3 Condition Coverage</w:t>
-      </w:r>
-    </w:p>
-    <w:p>
-      <w:pPr>
-        <w:pStyle w:val="30"/>
-        <w:keepNext w:val="0"/>
-        <w:keepLines w:val="0"/>
-        <w:widowControl/>
-        <w:suppressLineNumbers w:val="0"/>
-        <w:spacing w:line="18" w:lineRule="atLeast"/>
-        <w:rPr>
-          <w:rFonts w:hint="default" w:ascii="Cambria" w:hAnsi="Cambria" w:eastAsia="Cambria" w:cs="Cambria"/>
-          <w:color w:val="111111"/>
-          <w:sz w:val="24"/>
-          <w:szCs w:val="24"/>
-        </w:rPr>
-      </w:pPr>
-      <w:r>
-        <w:rPr>
-          <w:rFonts w:hint="default" w:ascii="Cambria" w:hAnsi="Cambria" w:eastAsia="Cambria" w:cs="Cambria"/>
-          <w:color w:val="111111"/>
-          <w:sz w:val="24"/>
-          <w:szCs w:val="24"/>
-        </w:rPr>
-        <w:t xml:space="preserve">Condition Coverage focuses on all possible outcomes of each boolean condition expression, requiring each important condition to take both True and False values during testing. </w:t>
-      </w:r>
-    </w:p>
-    <w:p>
-      <w:pPr>
-        <w:pStyle w:val="30"/>
-        <w:keepNext w:val="0"/>
-        <w:keepLines w:val="0"/>
-        <w:widowControl/>
-        <w:suppressLineNumbers w:val="0"/>
-        <w:spacing w:line="18" w:lineRule="atLeast"/>
-        <w:rPr>
-          <w:rFonts w:hint="default" w:ascii="Cambria" w:hAnsi="Cambria" w:eastAsia="Cambria" w:cs="Cambria"/>
-          <w:color w:val="111111"/>
-          <w:sz w:val="24"/>
-          <w:szCs w:val="24"/>
-        </w:rPr>
-      </w:pPr>
-      <w:r>
-        <w:rPr>
-          <w:rFonts w:hint="default" w:ascii="Cambria" w:hAnsi="Cambria" w:eastAsia="Cambria" w:cs="Cambria"/>
-          <w:color w:val="111111"/>
-          <w:sz w:val="24"/>
-          <w:szCs w:val="24"/>
-        </w:rPr>
-        <w:t>For marshal, this provides a more fine-grained way to check whether special conditions can affect the final byte-level representation. We analyzed key conditions in marshal and designed representative inputs to cover whether a floating-point value is NaN, whether a zero-valued float has a negative  sign, whether a container is empty, whether a container is recursive, whether an input byte stream is truncated, and whether the first type tag is  invalid.</w:t>
-      </w:r>
-    </w:p>
-    <w:p>
-      <w:pPr>
-        <w:pStyle w:val="30"/>
-        <w:keepNext w:val="0"/>
-        <w:keepLines w:val="0"/>
-        <w:widowControl/>
-        <w:suppressLineNumbers w:val="0"/>
-        <w:spacing w:line="18" w:lineRule="atLeast"/>
-        <w:rPr>
-          <w:rFonts w:hint="default" w:ascii="Cambria" w:hAnsi="Cambria" w:eastAsia="Cambria" w:cs="Cambria"/>
-          <w:color w:val="111111"/>
-          <w:sz w:val="24"/>
-          <w:szCs w:val="24"/>
-        </w:rPr>
-      </w:pPr>
-      <w:r>
-        <w:rPr>
-          <w:rFonts w:hint="default" w:ascii="Cambria" w:hAnsi="Cambria" w:eastAsia="Cambria" w:cs="Cambria"/>
-          <w:color w:val="111111"/>
-          <w:sz w:val="24"/>
-          <w:szCs w:val="24"/>
-        </w:rPr>
-        <w:t xml:space="preserve">These conditions are triggered by representative specimens such as float_nan, float_negative_zero, list_empty / dict_empty, recursive_list / recursive_dict, invalid-tag, and truncated-list. </w:t>
-      </w:r>
-    </w:p>
-    <w:p>
-      <w:pPr>
-        <w:pStyle w:val="30"/>
-        <w:keepNext w:val="0"/>
-        <w:keepLines w:val="0"/>
-        <w:widowControl/>
-        <w:suppressLineNumbers w:val="0"/>
-        <w:spacing w:line="18" w:lineRule="atLeast"/>
-        <w:rPr>
-          <w:rFonts w:hint="default" w:ascii="Cambria" w:hAnsi="Cambria" w:eastAsia="Cambria" w:cs="Cambria"/>
-          <w:color w:val="111111"/>
           <w:kern w:val="0"/>
           <w:sz w:val="24"/>
           <w:szCs w:val="24"/>
@@ -1507,24 +902,31 @@
         </w:rPr>
       </w:pPr>
       <w:r>
-        <w:rPr>
-          <w:rFonts w:hint="default" w:ascii="Cambria" w:hAnsi="Cambria" w:eastAsia="Cambria" w:cs="Cambria"/>
-          <w:color w:val="111111"/>
-          <w:sz w:val="24"/>
-          <w:szCs w:val="24"/>
-        </w:rPr>
-        <w:t>Example test meth</w:t>
+        <w:t>test_code_object_allow_and_reject_paths(): covers the code-object branch and the allow_code rejection branch when available</w:t>
       </w:r>
+    </w:p>
+    <w:p>
+      <w:pPr>
+        <w:pStyle w:val="4"/>
+        <w:bidi w:val="0"/>
+      </w:pPr>
       <w:r>
-        <w:rPr>
-          <w:rFonts w:hint="default" w:ascii="Cambria" w:hAnsi="Cambria" w:eastAsia="Cambria" w:cs="Cambria"/>
-          <w:color w:val="111111"/>
-          <w:kern w:val="0"/>
-          <w:sz w:val="24"/>
-          <w:szCs w:val="24"/>
-          <w:lang w:val="en-US" w:eastAsia="en-US" w:bidi="ar-SA"/>
-        </w:rPr>
-        <w:t>ods:</w:t>
+        <w:t>3.3 Condition Coverage</w:t>
+      </w:r>
+    </w:p>
+    <w:p>
+      <w:r>
+        <w:t>Condition Coverage focuses on all possible outcomes of each boolean condition expression, requiring each important condition to take both True and False values during testing.</w:t>
+      </w:r>
+    </w:p>
+    <w:p>
+      <w:r>
+        <w:t>For marshal, this provides a more fine-grained way to check whether special conditions can affect serialization, deserialization, or byte-level behavior. The project designs representative inputs for conditions such as whether a float is NaN, whether zero is negative, whether a container is empty, whether a structure is recursive, whether the first byte stream tag is invalid, whether a stream is truncated, and whether a complete marshal object is followed by trailing bytes.</w:t>
+      </w:r>
+    </w:p>
+    <w:p>
+      <w:r>
+        <w:t>Example test methods:</w:t>
       </w:r>
     </w:p>
     <w:p>
@@ -1534,7 +936,7 @@
         <w:widowControl/>
         <w:numPr>
           <w:ilvl w:val="0"/>
-          <w:numId w:val="9"/>
+          <w:numId w:val="7"/>
         </w:numPr>
         <w:suppressLineNumbers w:val="0"/>
         <w:spacing w:before="0" w:beforeAutospacing="1" w:after="80" w:afterAutospacing="0" w:line="18" w:lineRule="atLeast"/>
@@ -1549,37 +951,7 @@
         </w:rPr>
       </w:pPr>
       <w:r>
-        <w:rPr>
-          <w:rFonts w:hint="default" w:ascii="Cambria" w:hAnsi="Cambria" w:eastAsia="Cambria" w:cs="Cambria"/>
-          <w:color w:val="111111"/>
-          <w:kern w:val="0"/>
-          <w:sz w:val="24"/>
-          <w:szCs w:val="24"/>
-          <w:lang w:val="en-US" w:eastAsia="en-US" w:bidi="ar-SA"/>
-        </w:rPr>
-        <w:t xml:space="preserve">test_boundary_cases_roundtrip(): </w:t>
-      </w:r>
-      <w:r>
-        <w:rPr>
-          <w:rFonts w:hint="default" w:ascii="Cambria" w:hAnsi="Cambria" w:eastAsia="Cambria" w:cs="Cambria"/>
-          <w:color w:val="111111"/>
-          <w:kern w:val="0"/>
-          <w:sz w:val="24"/>
-          <w:szCs w:val="24"/>
-          <w:lang w:val="en-US" w:eastAsia="en-US" w:bidi="ar-SA"/>
-        </w:rPr>
-        <w:br w:type="textWrapping"/>
-      </w:r>
-      <w:r>
-        <w:rPr>
-          <w:rFonts w:hint="default" w:ascii="Cambria" w:hAnsi="Cambria" w:eastAsia="Cambria" w:cs="Cambria"/>
-          <w:color w:val="111111"/>
-          <w:kern w:val="0"/>
-          <w:sz w:val="24"/>
-          <w:szCs w:val="24"/>
-          <w:lang w:val="en-US" w:eastAsia="en-US" w:bidi="ar-SA"/>
-        </w:rPr>
-        <w:t>covers key conditions involving NaN, -0.0, and empty containers</w:t>
+        <w:t>test_nan_and_non_nan_float_paths(): covers NaN and non-NaN float conditions</w:t>
       </w:r>
     </w:p>
     <w:p>
@@ -1589,7 +961,7 @@
         <w:widowControl/>
         <w:numPr>
           <w:ilvl w:val="0"/>
-          <w:numId w:val="9"/>
+          <w:numId w:val="7"/>
         </w:numPr>
         <w:suppressLineNumbers w:val="0"/>
         <w:spacing w:before="0" w:beforeAutospacing="1" w:after="80" w:afterAutospacing="0" w:line="18" w:lineRule="atLeast"/>
@@ -1604,48 +976,7 @@
         </w:rPr>
       </w:pPr>
       <w:r>
-        <w:rPr>
-          <w:rFonts w:hint="default" w:ascii="Cambria" w:hAnsi="Cambria" w:eastAsia="Cambria" w:cs="Cambria"/>
-          <w:color w:val="111111"/>
-          <w:kern w:val="0"/>
-          <w:sz w:val="24"/>
-          <w:szCs w:val="24"/>
-          <w:lang w:val="en-US" w:eastAsia="en-US" w:bidi="ar-SA"/>
-        </w:rPr>
-        <w:t>test_equivalent_handles_cycles_without_infinite_recursion():</w:t>
-      </w:r>
-      <w:r>
-        <w:rPr>
-          <w:rFonts w:hint="eastAsia" w:ascii="Cambria" w:hAnsi="Cambria" w:eastAsia="Cambria" w:cs="Cambria"/>
-          <w:color w:val="111111"/>
-          <w:kern w:val="0"/>
-          <w:sz w:val="24"/>
-          <w:szCs w:val="24"/>
-          <w:lang w:val="en-US" w:eastAsia="zh-CN" w:bidi="ar-SA"/>
-        </w:rPr>
-        <w:t xml:space="preserve"> </w:t>
-      </w:r>
-      <w:r>
-        <w:rPr>
-          <w:rFonts w:hint="eastAsia" w:ascii="Cambria" w:hAnsi="Cambria" w:eastAsia="Cambria" w:cs="Cambria"/>
-          <w:color w:val="111111"/>
-          <w:kern w:val="0"/>
-          <w:sz w:val="24"/>
-          <w:szCs w:val="24"/>
-          <w:lang w:val="en-US" w:eastAsia="zh-CN" w:bidi="ar-SA"/>
-        </w:rPr>
-        <w:br w:type="textWrapping"/>
-      </w:r>
-      <w:r>
-        <w:rPr>
-          <w:rFonts w:hint="default" w:ascii="Cambria" w:hAnsi="Cambria" w:eastAsia="Cambria" w:cs="Cambria"/>
-          <w:color w:val="111111"/>
-          <w:kern w:val="0"/>
-          <w:sz w:val="24"/>
-          <w:szCs w:val="24"/>
-          <w:lang w:val="en-US" w:eastAsia="en-US" w:bidi="ar-SA"/>
-        </w:rPr>
-        <w:t>covers recursive-structure comparison conditions</w:t>
+        <w:t>test_positive_and_negative_zero_paths(): covers positive-zero and negative-zero conditions</w:t>
       </w:r>
     </w:p>
     <w:p>
@@ -1655,13 +986,11 @@
         <w:widowControl/>
         <w:numPr>
           <w:ilvl w:val="0"/>
-          <w:numId w:val="9"/>
+          <w:numId w:val="7"/>
         </w:numPr>
         <w:suppressLineNumbers w:val="0"/>
         <w:spacing w:before="0" w:beforeAutospacing="1" w:after="80" w:afterAutospacing="0" w:line="18" w:lineRule="atLeast"/>
         <w:ind w:left="720" w:hanging="360"/>
-      </w:pPr>
-      <w:r>
         <w:rPr>
           <w:rFonts w:hint="default" w:ascii="Cambria" w:hAnsi="Cambria" w:eastAsia="Cambria" w:cs="Cambria"/>
           <w:color w:val="111111"/>
@@ -1670,41 +999,84 @@
           <w:szCs w:val="24"/>
           <w:lang w:val="en-US" w:eastAsia="en-US" w:bidi="ar-SA"/>
         </w:rPr>
-        <w:t>test_targeted_corrupted_streams_raise_reasonable_exceptions(</w:t>
+      </w:pPr>
+      <w:r>
+        <w:t>test_empty_and_non_empty_container_paths(): covers empty and non-empty container conditions</w:t>
       </w:r>
-      <w:r>
-        <w:rPr>
-          <w:rStyle w:val="136"/>
-          <w:color w:val="111111"/>
-        </w:rPr>
-        <w:t>)</w:t>
-      </w:r>
-      <w:r>
+    </w:p>
+    <w:p>
+      <w:pPr>
+        <w:keepNext w:val="0"/>
+        <w:keepLines w:val="0"/>
+        <w:widowControl/>
+        <w:numPr>
+          <w:ilvl w:val="0"/>
+          <w:numId w:val="7"/>
+        </w:numPr>
+        <w:suppressLineNumbers w:val="0"/>
+        <w:spacing w:before="0" w:beforeAutospacing="1" w:after="80" w:afterAutospacing="0" w:line="18" w:lineRule="atLeast"/>
+        <w:ind w:left="720" w:hanging="360"/>
         <w:rPr>
           <w:rFonts w:hint="default" w:ascii="Cambria" w:hAnsi="Cambria" w:eastAsia="Cambria" w:cs="Cambria"/>
           <w:color w:val="111111"/>
+          <w:kern w:val="0"/>
           <w:sz w:val="24"/>
           <w:szCs w:val="24"/>
+          <w:lang w:val="en-US" w:eastAsia="en-US" w:bidi="ar-SA"/>
         </w:rPr>
-        <w:t xml:space="preserve">: </w:t>
+      </w:pPr>
+      <w:r>
+        <w:t>test_recursive_and_non_recursive_conditions(): covers recursive and non-recursive structure conditions</w:t>
       </w:r>
-      <w:r>
+    </w:p>
+    <w:p>
+      <w:pPr>
+        <w:keepNext w:val="0"/>
+        <w:keepLines w:val="0"/>
+        <w:widowControl/>
+        <w:numPr>
+          <w:ilvl w:val="0"/>
+          <w:numId w:val="7"/>
+        </w:numPr>
+        <w:suppressLineNumbers w:val="0"/>
+        <w:spacing w:before="0" w:beforeAutospacing="1" w:after="80" w:afterAutospacing="0" w:line="18" w:lineRule="atLeast"/>
+        <w:ind w:left="720" w:hanging="360"/>
         <w:rPr>
           <w:rFonts w:hint="default" w:ascii="Cambria" w:hAnsi="Cambria" w:eastAsia="Cambria" w:cs="Cambria"/>
           <w:color w:val="111111"/>
+          <w:kern w:val="0"/>
           <w:sz w:val="24"/>
           <w:szCs w:val="24"/>
+          <w:lang w:val="en-US" w:eastAsia="en-US" w:bidi="ar-SA"/>
         </w:rPr>
-        <w:br w:type="textWrapping"/>
+      </w:pPr>
+      <w:r>
+        <w:t>test_invalid_tag_and_truncated_stream_conditions(): covers invalid-tag and truncated-stream conditions</w:t>
       </w:r>
-      <w:r>
+    </w:p>
+    <w:p>
+      <w:pPr>
+        <w:keepNext w:val="0"/>
+        <w:keepLines w:val="0"/>
+        <w:widowControl/>
+        <w:numPr>
+          <w:ilvl w:val="0"/>
+          <w:numId w:val="7"/>
+        </w:numPr>
+        <w:suppressLineNumbers w:val="0"/>
+        <w:spacing w:before="0" w:beforeAutospacing="1" w:after="80" w:afterAutospacing="0" w:line="18" w:lineRule="atLeast"/>
+        <w:ind w:left="720" w:hanging="360"/>
         <w:rPr>
           <w:rFonts w:hint="default" w:ascii="Cambria" w:hAnsi="Cambria" w:eastAsia="Cambria" w:cs="Cambria"/>
           <w:color w:val="111111"/>
+          <w:kern w:val="0"/>
           <w:sz w:val="24"/>
           <w:szCs w:val="24"/>
+          <w:lang w:val="en-US" w:eastAsia="en-US" w:bidi="ar-SA"/>
         </w:rPr>
-        <w:t>covers truncated-stream and invalid-tag conditions</w:t>
+      </w:pPr>
+      <w:r>
+        <w:t>test_complete_stream_with_and_without_trailing_data(): covers complete-stream behavior with and without trailing data</w:t>
       </w:r>
     </w:p>
     <w:p>
@@ -1727,16 +1099,16 @@
         <w:rPr>
           <w:rFonts w:hint="default" w:ascii="Cambria" w:hAnsi="Cambria" w:eastAsia="Cambria" w:cs="Cambria"/>
           <w:color w:val="111111"/>
-          <w:sz w:val="24"/>
-          <w:szCs w:val="24"/>
+          <w:sz w:val="22"/>
+          <w:szCs w:val="22"/>
         </w:rPr>
       </w:pPr>
       <w:r>
         <w:rPr>
           <w:rFonts w:hint="default" w:ascii="Cambria" w:hAnsi="Cambria" w:eastAsia="Cambria" w:cs="Cambria"/>
           <w:color w:val="111111"/>
-          <w:sz w:val="24"/>
-          <w:szCs w:val="24"/>
+          <w:sz w:val="22"/>
+          <w:szCs w:val="22"/>
         </w:rPr>
         <w:t>The output of marshal may be affected by environmental factors. The purpose of Compatibility Testing is to run the same marshal test suite under different Python versions and operating systems, and then compare whether the same correctness and stability checks still pass.</w:t>
       </w:r>
@@ -1752,16 +1124,16 @@
         <w:rPr>
           <w:rFonts w:hint="default" w:ascii="Cambria" w:hAnsi="Cambria" w:eastAsia="Cambria" w:cs="Cambria"/>
           <w:color w:val="111111"/>
-          <w:sz w:val="24"/>
-          <w:szCs w:val="24"/>
+          <w:sz w:val="22"/>
+          <w:szCs w:val="22"/>
         </w:rPr>
       </w:pPr>
       <w:r>
         <w:rPr>
           <w:rFonts w:hint="default" w:ascii="Cambria" w:hAnsi="Cambria" w:eastAsia="Cambria" w:cs="Cambria"/>
           <w:color w:val="111111"/>
-          <w:sz w:val="24"/>
-          <w:szCs w:val="24"/>
+          <w:sz w:val="22"/>
+          <w:szCs w:val="22"/>
         </w:rPr>
         <w:t>We tested the following environmental factors:</w:t>
       </w:r>
@@ -1777,16 +1149,16 @@
         <w:rPr>
           <w:rFonts w:hint="default" w:ascii="Cambria" w:hAnsi="Cambria" w:eastAsia="Cambria" w:cs="Cambria"/>
           <w:color w:val="111111"/>
-          <w:sz w:val="24"/>
-          <w:szCs w:val="24"/>
+          <w:sz w:val="22"/>
+          <w:szCs w:val="22"/>
         </w:rPr>
       </w:pPr>
       <w:r>
         <w:rPr>
           <w:rFonts w:hint="default" w:ascii="Cambria" w:hAnsi="Cambria" w:eastAsia="Cambria" w:cs="Cambria"/>
           <w:color w:val="111111"/>
-          <w:sz w:val="24"/>
-          <w:szCs w:val="24"/>
+          <w:sz w:val="22"/>
+          <w:szCs w:val="22"/>
         </w:rPr>
         <w:t>Using the same marshal specimen set and test oracles, we run identical test cases under different Python versions. The bundled local baseline uses Python  3.9.15, and the prepared version range covers Python 3.10, 3.11, 3.12, and 3.13. The comparison focuses on whether round-trip correctness, exception handling, boundary-value tests, and same-process dump stability checks remain consistent. Since marshal is an internal Python format and is not guaranteed to remain  byte-stable across versions, version-level byte differences should be treated as compatibility evidence rather than automatic defects.</w:t>
       </w:r>
@@ -1799,15 +1171,19 @@
         <w:widowControl/>
         <w:suppressLineNumbers w:val="0"/>
         <w:spacing w:line="18" w:lineRule="atLeast"/>
+        <w:rPr>
+          <w:sz w:val="22"/>
+          <w:szCs w:val="22"/>
+        </w:rPr>
       </w:pPr>
       <w:r>
         <w:rPr>
           <w:rFonts w:hint="default" w:ascii="Cambria" w:hAnsi="Cambria" w:eastAsia="Cambria" w:cs="Cambria"/>
           <w:color w:val="111111"/>
-          <w:sz w:val="24"/>
-          <w:szCs w:val="24"/>
+          <w:sz w:val="22"/>
+          <w:szCs w:val="22"/>
         </w:rPr>
-        <w:t>Running the same test suite on different operating systems, including Windows, Linux, and macOS, we observe whether the tests can execute successfully and  whether the generated local evidence remains consistent. The current test code uses only Python standard-library modules and portable path handling, so it is intended to run without platform-specific dependencies</w:t>
+        <w:t>The bundled executed compatibility evidence focuses on Windows, including Python 3.9, 3.10, 3.11, 3.12, and 3.13. The repository also provides manual commands and a prepared GitHub Actions workflow for Linux and macOS, but those platforms should only be counted as executed evidence after the workflow or manual run has completed and its artifacts are attached.</w:t>
       </w:r>
     </w:p>
     <w:p>
@@ -2073,7 +1449,7 @@
                 <w:color w:val="111827"/>
                 <w:sz w:val="18"/>
               </w:rPr>
-              <w:t>Compatibility Testing: Cross-platform stability: for the same Python version, representative supported inputs produce hash-identical marshal byte streams across the tested operating systems.</w:t>
+              <w:t>Compatibility Testing: Cross-version stability: representative supported inputs preserve correctness and same-process byte stability across the tested Python versions.</w:t>
             </w:r>
           </w:p>
         </w:tc>
@@ -2843,7 +2219,7 @@
                 <w:color w:val="111827"/>
                 <w:sz w:val="18"/>
               </w:rPr>
-              <w:t>Statement Coverage: White-box representative paths such as _register_pair() are exercised.</w:t>
+              <w:t>White-Box Structural Testing: source-guided statement, branch, and condition tests exercise representative Python/marshal.c paths.</w:t>
             </w:r>
           </w:p>
         </w:tc>
@@ -3045,7 +2421,7 @@
                 <w:color w:val="111827"/>
                 <w:sz w:val="18"/>
               </w:rPr>
-              <w:t>test_all_valid_specimens_roundtrip()</w:t>
+              <w:t>test_valid_specimens_roundtrip()</w:t>
             </w:r>
           </w:p>
         </w:tc>
@@ -3199,7 +2575,7 @@
                 <w:color w:val="111827"/>
                 <w:sz w:val="18"/>
               </w:rPr>
-              <w:t>test_boundary_cases_roundtrip()</w:t>
+              <w:t>test_boundary_values_roundtrip()</w:t>
             </w:r>
           </w:p>
         </w:tc>
@@ -3276,7 +2652,7 @@
                 <w:color w:val="111827"/>
                 <w:sz w:val="18"/>
               </w:rPr>
-              <w:t>test_boundary_cases_stable_in_process()</w:t>
+              <w:t>test_boundary_values_stable_in_process()</w:t>
             </w:r>
           </w:p>
         </w:tc>
@@ -3353,7 +2729,7 @@
                 <w:color w:val="111827"/>
                 <w:sz w:val="18"/>
               </w:rPr>
-              <w:t>test_recursive_list_roundtrip_preserves_cycle()</w:t>
+              <w:t>test_recursive_list_preserves_cycle()</w:t>
             </w:r>
           </w:p>
         </w:tc>
@@ -3430,10 +2806,8 @@
                 <w:color w:val="111827"/>
                 <w:sz w:val="18"/>
               </w:rPr>
-              <w:t>test_recursive_dict_roundtrip_preserves_cycle()</w:t>
+              <w:t>test_recursive_dict_preserves_cycle()</w:t>
             </w:r>
-            <w:bookmarkStart w:id="0" w:name="_GoBack"/>
-            <w:bookmarkEnd w:id="0"/>
           </w:p>
         </w:tc>
       </w:tr>
@@ -3509,7 +2883,7 @@
                 <w:color w:val="111827"/>
                 <w:sz w:val="18"/>
               </w:rPr>
-              <w:t>test_indirect_recursive_list_roundtrip_preserves_cycle()</w:t>
+              <w:t>test_indirect_recursive_list_preserves_cycle()</w:t>
             </w:r>
           </w:p>
         </w:tc>
@@ -3586,7 +2960,7 @@
                 <w:color w:val="111827"/>
                 <w:sz w:val="18"/>
               </w:rPr>
-              <w:t>test_shared_reference_roundtrip_preserves_aliasing()</w:t>
+              <w:t>test_shared_reference_preserves_aliasing()</w:t>
             </w:r>
           </w:p>
         </w:tc>
@@ -3663,7 +3037,7 @@
                 <w:color w:val="111827"/>
                 <w:sz w:val="18"/>
               </w:rPr>
-              <w:t>test_equivalent_handles_cycles_without_infinite_recursion()</w:t>
+              <w:t>test_equivalence_handles_cycles()</w:t>
             </w:r>
           </w:p>
         </w:tc>
@@ -3740,7 +3114,7 @@
                 <w:color w:val="111827"/>
                 <w:sz w:val="18"/>
               </w:rPr>
-              <w:t>test_unsupported_objects_raise_reasonable_exceptions()</w:t>
+              <w:t>test_unsupported_objects_raise_exceptions()</w:t>
             </w:r>
           </w:p>
         </w:tc>
@@ -3817,7 +3191,7 @@
                 <w:color w:val="111827"/>
                 <w:sz w:val="18"/>
               </w:rPr>
-              <w:t>test_targeted_corrupted_streams_raise_reasonable_exceptions()</w:t>
+              <w:t>test_corrupted_streams_raise_exceptions()</w:t>
             </w:r>
           </w:p>
         </w:tc>
@@ -3894,7 +3268,7 @@
                 <w:color w:val="111827"/>
                 <w:sz w:val="18"/>
               </w:rPr>
-              <w:t>test_lexical_fuzzing_does_not_crash_process()</w:t>
+              <w:t>test_lexical_fuzzing_handles_mutated_streams()</w:t>
             </w:r>
           </w:p>
         </w:tc>
@@ -3971,7 +3345,7 @@
                 <w:color w:val="111827"/>
                 <w:sz w:val="18"/>
               </w:rPr>
-              <w:t>test_generated_values_roundtrip_and_remain_stable()</w:t>
+              <w:t>test_generated_values_roundtrip_and_stability()</w:t>
             </w:r>
           </w:p>
         </w:tc>
@@ -4048,7 +3422,7 @@
                 <w:color w:val="111827"/>
                 <w:sz w:val="18"/>
               </w:rPr>
-              <w:t>test_bytearray_values_load_as_bytes()</w:t>
+              <w:t>test_bytearray_loads_as_bytes()</w:t>
             </w:r>
           </w:p>
         </w:tc>
@@ -4122,7 +3496,7 @@
                 <w:color w:val="111827"/>
                 <w:sz w:val="18"/>
               </w:rPr>
-              <w:t>test_register_pair_first_visit()</w:t>
+              <w:t>test_representative_type_write_read_paths()</w:t>
             </w:r>
           </w:p>
         </w:tc>
@@ -4195,7 +3569,7 @@
                 <w:color w:val="111827"/>
                 <w:sz w:val="18"/>
               </w:rPr>
-              <w:t>test_register_pair_revisit()</w:t>
+              <w:t>test_valid_and_invalid_load_paths()</w:t>
             </w:r>
           </w:p>
         </w:tc>
@@ -4239,7 +3613,7 @@
           <w:rFonts w:ascii="Calibri" w:hAnsi="Calibri"/>
           <w:sz w:val="21"/>
         </w:rPr>
-        <w:t>R1 summarizes cross-platform byte-stream stability for representative supported object categories. R2-R11 cover round-trip correctness, same-process stability, boundary and special values, recursive structures, exception handling, fuzzing, bytearray behavior, and white-box representative paths.</w:t>
+        <w:t>R1 summarizes cross-version correctness and stability for representative supported object categories. R2-R11 cover round-trip correctness, same-process stability, boundary and special values, recursive structures, exception handling, fuzzing, bytearray behavior, and source-guided white-box structural tests.</w:t>
       </w:r>
     </w:p>
     <w:tbl>
@@ -10041,7 +9415,7 @@
     </w:p>
     <w:p>
       <w:r>
-        <w:t>Although this testing covered marshal's behavior across representative data types, boundary values, fuzzing inputs, and multiple execution environments, some limitations remain. The executed compatibility evidence covers Windows with Python 3.9, 3.10, 3.11, 3.12, and 3.13, Linux with Python 3.10.12, and macOS; however, older Python versions and special hardware architectures such as ARM were not covered.</w:t>
+        <w:t>Although this testing covered marshal's behavior across representative data types, boundary values, fuzzing inputs, and multiple Python versions on Windows, some limitations remain. The bundled executed compatibility evidence covers Windows with Python 3.9, 3.10, 3.11, 3.12, and 3.13. Linux, macOS, older Python versions, and special hardware architectures such as ARM were not included as bundled executed evidence.</w:t>
       </w:r>
     </w:p>
     <w:p>
@@ -10084,7 +9458,7 @@
     </w:p>
     <w:p>
       <w:r>
-        <w:t>The compatibility runs completed successfully on Windows with Python 3.9 through 3.13, Linux with Python 3.10.12, and macOS. This demonstrates that the correctness and robustness checks can run across several environments, but it does not prove universal byte-for-byte stability for all Python versions and platforms.</w:t>
+        <w:t>The bundled compatibility runs completed successfully on Windows with Python 3.9 through 3.13. This demonstrates that the correctness and robustness checks can run across several Python versions in the current environment, but it does not prove universal byte-for-byte stability for all Python versions, operating systems, or hardware platforms.</w:t>
       </w:r>
     </w:p>
     <w:p>
@@ -10118,13 +9492,6 @@
           <w:lang w:val="en-US" w:eastAsia="zh-CN"/>
         </w:rPr>
       </w:pPr>
-      <w:r>
-        <w:rPr>
-          <w:rFonts w:hint="eastAsia" w:eastAsia="宋体"/>
-          <w:lang w:val="en-US" w:eastAsia="zh-CN"/>
-        </w:rPr>
-        <w:t>Linux截图</w:t>
-      </w:r>
     </w:p>
     <w:p>
       <w:pPr>
@@ -10133,13 +9500,6 @@
           <w:lang w:val="en-US" w:eastAsia="zh-CN"/>
         </w:rPr>
       </w:pPr>
-      <w:r>
-        <w:rPr>
-          <w:rFonts w:hint="eastAsia" w:eastAsia="宋体"/>
-          <w:lang w:val="en-US" w:eastAsia="zh-CN"/>
-        </w:rPr>
-        <w:t>Python3.10</w:t>
-      </w:r>
     </w:p>
     <w:p>
       <w:pPr>
@@ -10212,155 +9572,6 @@
 <file path=word/numbering.xml><?xml version="1.0" encoding="utf-8"?>
 <w:numbering xmlns:wpc="http://schemas.microsoft.com/office/word/2010/wordprocessingCanvas" xmlns:mc="http://schemas.openxmlformats.org/markup-compatibility/2006" xmlns:o="urn:schemas-microsoft-com:office:office" xmlns:r="http://schemas.openxmlformats.org/officeDocument/2006/relationships" xmlns:m="http://schemas.openxmlformats.org/officeDocument/2006/math" xmlns:v="urn:schemas-microsoft-com:vml" xmlns:wp14="http://schemas.microsoft.com/office/word/2010/wordprocessingDrawing" xmlns:wp="http://schemas.openxmlformats.org/drawingml/2006/wordprocessingDrawing" xmlns:w10="urn:schemas-microsoft-com:office:word" xmlns:w="http://schemas.openxmlformats.org/wordprocessingml/2006/main" xmlns:w14="http://schemas.microsoft.com/office/word/2010/wordml" xmlns:wpg="http://schemas.microsoft.com/office/word/2010/wordprocessingGroup" xmlns:wpi="http://schemas.microsoft.com/office/word/2010/wordprocessingInk" xmlns:wne="http://schemas.microsoft.com/office/word/2006/wordml" xmlns:wps="http://schemas.microsoft.com/office/word/2010/wordprocessingShape" xmlns:wpsCustomData="http://www.wps.cn/officeDocument/2013/wpsCustomData" mc:Ignorable="w14 wp14">
   <w:abstractNum w:abstractNumId="0">
-    <w:nsid w:val="9C8AC8EF"/>
-    <w:multiLevelType w:val="multilevel"/>
-    <w:tmpl w:val="9C8AC8EF"/>
-    <w:lvl w:ilvl="0" w:tentative="0">
-      <w:start w:val="1"/>
-      <w:numFmt w:val="bullet"/>
-      <w:lvlText w:val=""/>
-      <w:lvlJc w:val="left"/>
-      <w:pPr>
-        <w:tabs>
-          <w:tab w:val="left" w:pos="720"/>
-        </w:tabs>
-        <w:ind w:left="720" w:hanging="360"/>
-      </w:pPr>
-      <w:rPr>
-        <w:rFonts w:hint="default" w:ascii="Symbol" w:hAnsi="Symbol" w:cs="Symbol"/>
-        <w:sz w:val="20"/>
-      </w:rPr>
-    </w:lvl>
-    <w:lvl w:ilvl="1" w:tentative="0">
-      <w:start w:val="1"/>
-      <w:numFmt w:val="bullet"/>
-      <w:lvlText w:val="o"/>
-      <w:lvlJc w:val="left"/>
-      <w:pPr>
-        <w:tabs>
-          <w:tab w:val="left" w:pos="1440"/>
-        </w:tabs>
-        <w:ind w:left="1440" w:hanging="360"/>
-      </w:pPr>
-      <w:rPr>
-        <w:rFonts w:hint="default" w:ascii="Courier New" w:hAnsi="Courier New" w:cs="Courier New"/>
-        <w:sz w:val="20"/>
-      </w:rPr>
-    </w:lvl>
-    <w:lvl w:ilvl="2" w:tentative="0">
-      <w:start w:val="1"/>
-      <w:numFmt w:val="bullet"/>
-      <w:lvlText w:val=""/>
-      <w:lvlJc w:val="left"/>
-      <w:pPr>
-        <w:tabs>
-          <w:tab w:val="left" w:pos="2160"/>
-        </w:tabs>
-        <w:ind w:left="2160" w:hanging="360"/>
-      </w:pPr>
-      <w:rPr>
-        <w:rFonts w:hint="default" w:ascii="Wingdings" w:hAnsi="Wingdings" w:cs="Wingdings"/>
-        <w:sz w:val="20"/>
-      </w:rPr>
-    </w:lvl>
-    <w:lvl w:ilvl="3" w:tentative="0">
-      <w:start w:val="1"/>
-      <w:numFmt w:val="bullet"/>
-      <w:lvlText w:val=""/>
-      <w:lvlJc w:val="left"/>
-      <w:pPr>
-        <w:tabs>
-          <w:tab w:val="left" w:pos="2880"/>
-        </w:tabs>
-        <w:ind w:left="2880" w:hanging="360"/>
-      </w:pPr>
-      <w:rPr>
-        <w:rFonts w:hint="default" w:ascii="Wingdings" w:hAnsi="Wingdings" w:cs="Wingdings"/>
-        <w:sz w:val="20"/>
-      </w:rPr>
-    </w:lvl>
-    <w:lvl w:ilvl="4" w:tentative="0">
-      <w:start w:val="1"/>
-      <w:numFmt w:val="bullet"/>
-      <w:lvlText w:val=""/>
-      <w:lvlJc w:val="left"/>
-      <w:pPr>
-        <w:tabs>
-          <w:tab w:val="left" w:pos="3600"/>
-        </w:tabs>
-        <w:ind w:left="3600" w:hanging="360"/>
-      </w:pPr>
-      <w:rPr>
-        <w:rFonts w:hint="default" w:ascii="Wingdings" w:hAnsi="Wingdings" w:cs="Wingdings"/>
-        <w:sz w:val="20"/>
-      </w:rPr>
-    </w:lvl>
-    <w:lvl w:ilvl="5" w:tentative="0">
-      <w:start w:val="1"/>
-      <w:numFmt w:val="bullet"/>
-      <w:lvlText w:val=""/>
-      <w:lvlJc w:val="left"/>
-      <w:pPr>
-        <w:tabs>
-          <w:tab w:val="left" w:pos="4320"/>
-        </w:tabs>
-        <w:ind w:left="4320" w:hanging="360"/>
-      </w:pPr>
-      <w:rPr>
-        <w:rFonts w:hint="default" w:ascii="Wingdings" w:hAnsi="Wingdings" w:cs="Wingdings"/>
-        <w:sz w:val="20"/>
-      </w:rPr>
-    </w:lvl>
-    <w:lvl w:ilvl="6" w:tentative="0">
-      <w:start w:val="1"/>
-      <w:numFmt w:val="bullet"/>
-      <w:lvlText w:val=""/>
-      <w:lvlJc w:val="left"/>
-      <w:pPr>
-        <w:tabs>
-          <w:tab w:val="left" w:pos="5040"/>
-        </w:tabs>
-        <w:ind w:left="5040" w:hanging="360"/>
-      </w:pPr>
-      <w:rPr>
-        <w:rFonts w:hint="default" w:ascii="Wingdings" w:hAnsi="Wingdings" w:cs="Wingdings"/>
-        <w:sz w:val="20"/>
-      </w:rPr>
-    </w:lvl>
-    <w:lvl w:ilvl="7" w:tentative="0">
-      <w:start w:val="1"/>
-      <w:numFmt w:val="bullet"/>
-      <w:lvlText w:val=""/>
-      <w:lvlJc w:val="left"/>
-      <w:pPr>
-        <w:tabs>
-          <w:tab w:val="left" w:pos="5760"/>
-        </w:tabs>
-        <w:ind w:left="5760" w:hanging="360"/>
-      </w:pPr>
-      <w:rPr>
-        <w:rFonts w:hint="default" w:ascii="Wingdings" w:hAnsi="Wingdings" w:cs="Wingdings"/>
-        <w:sz w:val="20"/>
-      </w:rPr>
-    </w:lvl>
-    <w:lvl w:ilvl="8" w:tentative="0">
-      <w:start w:val="1"/>
-      <w:numFmt w:val="bullet"/>
-      <w:lvlText w:val=""/>
-      <w:lvlJc w:val="left"/>
-      <w:pPr>
-        <w:tabs>
-          <w:tab w:val="left" w:pos="6480"/>
-        </w:tabs>
-        <w:ind w:left="6480" w:hanging="360"/>
-      </w:pPr>
-      <w:rPr>
-        <w:rFonts w:hint="default" w:ascii="Wingdings" w:hAnsi="Wingdings" w:cs="Wingdings"/>
-        <w:sz w:val="20"/>
-      </w:rPr>
-    </w:lvl>
-  </w:abstractNum>
-  <w:abstractNum w:abstractNumId="1">
     <w:nsid w:val="FFFFFF7E"/>
     <w:multiLevelType w:val="singleLevel"/>
     <w:tmpl w:val="FFFFFF7E"/>
@@ -10378,7 +9589,7 @@
       </w:pPr>
     </w:lvl>
   </w:abstractNum>
-  <w:abstractNum w:abstractNumId="2">
+  <w:abstractNum w:abstractNumId="1">
     <w:nsid w:val="FFFFFF7F"/>
     <w:multiLevelType w:val="singleLevel"/>
     <w:tmpl w:val="FFFFFF7F"/>
@@ -10396,7 +9607,7 @@
       </w:pPr>
     </w:lvl>
   </w:abstractNum>
-  <w:abstractNum w:abstractNumId="3">
+  <w:abstractNum w:abstractNumId="2">
     <w:nsid w:val="FFFFFF82"/>
     <w:multiLevelType w:val="singleLevel"/>
     <w:tmpl w:val="FFFFFF82"/>
@@ -10417,7 +9628,7 @@
       </w:rPr>
     </w:lvl>
   </w:abstractNum>
-  <w:abstractNum w:abstractNumId="4">
+  <w:abstractNum w:abstractNumId="3">
     <w:nsid w:val="FFFFFF83"/>
     <w:multiLevelType w:val="singleLevel"/>
     <w:tmpl w:val="FFFFFF83"/>
@@ -10438,7 +9649,7 @@
       </w:rPr>
     </w:lvl>
   </w:abstractNum>
-  <w:abstractNum w:abstractNumId="5">
+  <w:abstractNum w:abstractNumId="4">
     <w:nsid w:val="FFFFFF88"/>
     <w:multiLevelType w:val="singleLevel"/>
     <w:tmpl w:val="FFFFFF88"/>
@@ -10456,7 +9667,7 @@
       </w:pPr>
     </w:lvl>
   </w:abstractNum>
-  <w:abstractNum w:abstractNumId="6">
+  <w:abstractNum w:abstractNumId="5">
     <w:nsid w:val="FFFFFF89"/>
     <w:multiLevelType w:val="singleLevel"/>
     <w:tmpl w:val="FFFFFF89"/>
@@ -10477,156 +9688,7 @@
       </w:rPr>
     </w:lvl>
   </w:abstractNum>
-  <w:abstractNum w:abstractNumId="7">
-    <w:nsid w:val="0248C179"/>
-    <w:multiLevelType w:val="multilevel"/>
-    <w:tmpl w:val="0248C179"/>
-    <w:lvl w:ilvl="0" w:tentative="0">
-      <w:start w:val="1"/>
-      <w:numFmt w:val="bullet"/>
-      <w:lvlText w:val=""/>
-      <w:lvlJc w:val="left"/>
-      <w:pPr>
-        <w:tabs>
-          <w:tab w:val="left" w:pos="720"/>
-        </w:tabs>
-        <w:ind w:left="720" w:hanging="360"/>
-      </w:pPr>
-      <w:rPr>
-        <w:rFonts w:hint="default" w:ascii="Symbol" w:hAnsi="Symbol" w:cs="Symbol"/>
-        <w:sz w:val="20"/>
-      </w:rPr>
-    </w:lvl>
-    <w:lvl w:ilvl="1" w:tentative="0">
-      <w:start w:val="1"/>
-      <w:numFmt w:val="bullet"/>
-      <w:lvlText w:val="o"/>
-      <w:lvlJc w:val="left"/>
-      <w:pPr>
-        <w:tabs>
-          <w:tab w:val="left" w:pos="1440"/>
-        </w:tabs>
-        <w:ind w:left="1440" w:hanging="360"/>
-      </w:pPr>
-      <w:rPr>
-        <w:rFonts w:hint="default" w:ascii="Courier New" w:hAnsi="Courier New" w:cs="Courier New"/>
-        <w:sz w:val="20"/>
-      </w:rPr>
-    </w:lvl>
-    <w:lvl w:ilvl="2" w:tentative="0">
-      <w:start w:val="1"/>
-      <w:numFmt w:val="bullet"/>
-      <w:lvlText w:val=""/>
-      <w:lvlJc w:val="left"/>
-      <w:pPr>
-        <w:tabs>
-          <w:tab w:val="left" w:pos="2160"/>
-        </w:tabs>
-        <w:ind w:left="2160" w:hanging="360"/>
-      </w:pPr>
-      <w:rPr>
-        <w:rFonts w:hint="default" w:ascii="Wingdings" w:hAnsi="Wingdings" w:cs="Wingdings"/>
-        <w:sz w:val="20"/>
-      </w:rPr>
-    </w:lvl>
-    <w:lvl w:ilvl="3" w:tentative="0">
-      <w:start w:val="1"/>
-      <w:numFmt w:val="bullet"/>
-      <w:lvlText w:val=""/>
-      <w:lvlJc w:val="left"/>
-      <w:pPr>
-        <w:tabs>
-          <w:tab w:val="left" w:pos="2880"/>
-        </w:tabs>
-        <w:ind w:left="2880" w:hanging="360"/>
-      </w:pPr>
-      <w:rPr>
-        <w:rFonts w:hint="default" w:ascii="Wingdings" w:hAnsi="Wingdings" w:cs="Wingdings"/>
-        <w:sz w:val="20"/>
-      </w:rPr>
-    </w:lvl>
-    <w:lvl w:ilvl="4" w:tentative="0">
-      <w:start w:val="1"/>
-      <w:numFmt w:val="bullet"/>
-      <w:lvlText w:val=""/>
-      <w:lvlJc w:val="left"/>
-      <w:pPr>
-        <w:tabs>
-          <w:tab w:val="left" w:pos="3600"/>
-        </w:tabs>
-        <w:ind w:left="3600" w:hanging="360"/>
-      </w:pPr>
-      <w:rPr>
-        <w:rFonts w:hint="default" w:ascii="Wingdings" w:hAnsi="Wingdings" w:cs="Wingdings"/>
-        <w:sz w:val="20"/>
-      </w:rPr>
-    </w:lvl>
-    <w:lvl w:ilvl="5" w:tentative="0">
-      <w:start w:val="1"/>
-      <w:numFmt w:val="bullet"/>
-      <w:lvlText w:val=""/>
-      <w:lvlJc w:val="left"/>
-      <w:pPr>
-        <w:tabs>
-          <w:tab w:val="left" w:pos="4320"/>
-        </w:tabs>
-        <w:ind w:left="4320" w:hanging="360"/>
-      </w:pPr>
-      <w:rPr>
-        <w:rFonts w:hint="default" w:ascii="Wingdings" w:hAnsi="Wingdings" w:cs="Wingdings"/>
-        <w:sz w:val="20"/>
-      </w:rPr>
-    </w:lvl>
-    <w:lvl w:ilvl="6" w:tentative="0">
-      <w:start w:val="1"/>
-      <w:numFmt w:val="bullet"/>
-      <w:lvlText w:val=""/>
-      <w:lvlJc w:val="left"/>
-      <w:pPr>
-        <w:tabs>
-          <w:tab w:val="left" w:pos="5040"/>
-        </w:tabs>
-        <w:ind w:left="5040" w:hanging="360"/>
-      </w:pPr>
-      <w:rPr>
-        <w:rFonts w:hint="default" w:ascii="Wingdings" w:hAnsi="Wingdings" w:cs="Wingdings"/>
-        <w:sz w:val="20"/>
-      </w:rPr>
-    </w:lvl>
-    <w:lvl w:ilvl="7" w:tentative="0">
-      <w:start w:val="1"/>
-      <w:numFmt w:val="bullet"/>
-      <w:lvlText w:val=""/>
-      <w:lvlJc w:val="left"/>
-      <w:pPr>
-        <w:tabs>
-          <w:tab w:val="left" w:pos="5760"/>
-        </w:tabs>
-        <w:ind w:left="5760" w:hanging="360"/>
-      </w:pPr>
-      <w:rPr>
-        <w:rFonts w:hint="default" w:ascii="Wingdings" w:hAnsi="Wingdings" w:cs="Wingdings"/>
-        <w:sz w:val="20"/>
-      </w:rPr>
-    </w:lvl>
-    <w:lvl w:ilvl="8" w:tentative="0">
-      <w:start w:val="1"/>
-      <w:numFmt w:val="bullet"/>
-      <w:lvlText w:val=""/>
-      <w:lvlJc w:val="left"/>
-      <w:pPr>
-        <w:tabs>
-          <w:tab w:val="left" w:pos="6480"/>
-        </w:tabs>
-        <w:ind w:left="6480" w:hanging="360"/>
-      </w:pPr>
-      <w:rPr>
-        <w:rFonts w:hint="default" w:ascii="Wingdings" w:hAnsi="Wingdings" w:cs="Wingdings"/>
-        <w:sz w:val="20"/>
-      </w:rPr>
-    </w:lvl>
-  </w:abstractNum>
-  <w:abstractNum w:abstractNumId="8">
+  <w:abstractNum w:abstractNumId="6">
     <w:nsid w:val="2A8F537B"/>
     <w:multiLevelType w:val="multilevel"/>
     <w:tmpl w:val="2A8F537B"/>
@@ -10776,31 +9838,25 @@
     </w:lvl>
   </w:abstractNum>
   <w:num w:numId="1">
+    <w:abstractNumId w:val="1"/>
+  </w:num>
+  <w:num w:numId="2">
+    <w:abstractNumId w:val="4"/>
+  </w:num>
+  <w:num w:numId="3">
+    <w:abstractNumId w:val="5"/>
+  </w:num>
+  <w:num w:numId="4">
     <w:abstractNumId w:val="2"/>
   </w:num>
-  <w:num w:numId="2">
-    <w:abstractNumId w:val="5"/>
+  <w:num w:numId="5">
+    <w:abstractNumId w:val="0"/>
   </w:num>
-  <w:num w:numId="3">
-    <w:abstractNumId w:val="6"/>
-  </w:num>
-  <w:num w:numId="4">
+  <w:num w:numId="6">
     <w:abstractNumId w:val="3"/>
   </w:num>
-  <w:num w:numId="5">
-    <w:abstractNumId w:val="1"/>
-  </w:num>
-  <w:num w:numId="6">
-    <w:abstractNumId w:val="4"/>
-  </w:num>
   <w:num w:numId="7">
-    <w:abstractNumId w:val="7"/>
-  </w:num>
-  <w:num w:numId="8">
-    <w:abstractNumId w:val="8"/>
-  </w:num>
-  <w:num w:numId="9">
-    <w:abstractNumId w:val="0"/>
+    <w:abstractNumId w:val="6"/>
   </w:num>
 </w:numbering>
 </file>
@@ -10866,7 +9922,7 @@
     <w:lsdException w:qFormat="1" w:uiPriority="99" w:semiHidden="0" w:name="List"/>
     <w:lsdException w:qFormat="1" w:uiPriority="99" w:semiHidden="0" w:name="List Bullet"/>
     <w:lsdException w:qFormat="1" w:uiPriority="99" w:semiHidden="0" w:name="List Number"/>
-    <w:lsdException w:uiPriority="99" w:semiHidden="0" w:name="List 2"/>
+    <w:lsdException w:qFormat="1" w:uiPriority="99" w:semiHidden="0" w:name="List 2"/>
     <w:lsdException w:qFormat="1" w:uiPriority="99" w:semiHidden="0" w:name="List 3"/>
     <w:lsdException w:uiPriority="99" w:name="List 4"/>
     <w:lsdException w:uiPriority="99" w:name="List 5"/>
@@ -10886,7 +9942,7 @@
     <w:lsdException w:uiPriority="99" w:name="Body Text Indent"/>
     <w:lsdException w:qFormat="1" w:uiPriority="99" w:semiHidden="0" w:name="List Continue"/>
     <w:lsdException w:qFormat="1" w:uiPriority="99" w:semiHidden="0" w:name="List Continue 2"/>
-    <w:lsdException w:uiPriority="99" w:semiHidden="0" w:name="List Continue 3"/>
+    <w:lsdException w:qFormat="1" w:uiPriority="99" w:semiHidden="0" w:name="List Continue 3"/>
     <w:lsdException w:uiPriority="99" w:name="List Continue 4"/>
     <w:lsdException w:uiPriority="99" w:name="List Continue 5"/>
     <w:lsdException w:uiPriority="99" w:name="Message Header"/>
@@ -11502,6 +10558,7 @@
     <w:name w:val="List 2"/>
     <w:basedOn w:val="1"/>
     <w:unhideWhenUsed/>
+    <w:qFormat/>
     <w:uiPriority w:val="99"/>
     <w:pPr>
       <w:ind w:left="720" w:hanging="360"/>
@@ -11640,6 +10697,7 @@
     <w:name w:val="List Continue 3"/>
     <w:basedOn w:val="1"/>
     <w:unhideWhenUsed/>
+    <w:qFormat/>
     <w:uiPriority w:val="99"/>
     <w:pPr>
       <w:spacing w:after="120"/>
